--- a/说明文档.docx
+++ b/说明文档.docx
@@ -73,6 +73,7 @@
     <w:p>
       <w:pPr>
         <w:numPr>
+          <w:ilvl w:val="0"/>
           <w:numId w:val="0"/>
         </w:numPr>
         <w:rPr>
@@ -133,6 +134,7 @@
     <w:p>
       <w:pPr>
         <w:numPr>
+          <w:ilvl w:val="0"/>
           <w:numId w:val="0"/>
         </w:numPr>
         <w:rPr>
@@ -155,6 +157,7 @@
     <w:p>
       <w:pPr>
         <w:numPr>
+          <w:ilvl w:val="0"/>
           <w:numId w:val="0"/>
         </w:numPr>
         <w:rPr>
@@ -177,6 +180,7 @@
     <w:p>
       <w:pPr>
         <w:numPr>
+          <w:ilvl w:val="0"/>
           <w:numId w:val="0"/>
         </w:numPr>
         <w:rPr>
@@ -199,6 +203,7 @@
     <w:p>
       <w:pPr>
         <w:numPr>
+          <w:ilvl w:val="0"/>
           <w:numId w:val="0"/>
         </w:numPr>
         <w:rPr>
@@ -221,6 +226,7 @@
     <w:p>
       <w:pPr>
         <w:numPr>
+          <w:ilvl w:val="0"/>
           <w:numId w:val="0"/>
         </w:numPr>
         <w:rPr>
@@ -243,6 +249,7 @@
     <w:p>
       <w:pPr>
         <w:numPr>
+          <w:ilvl w:val="0"/>
           <w:numId w:val="0"/>
         </w:numPr>
         <w:rPr>
@@ -265,6 +272,7 @@
     <w:p>
       <w:pPr>
         <w:numPr>
+          <w:ilvl w:val="0"/>
           <w:numId w:val="0"/>
         </w:numPr>
         <w:rPr>
@@ -278,6 +286,7 @@
     <w:p>
       <w:pPr>
         <w:numPr>
+          <w:ilvl w:val="0"/>
           <w:numId w:val="0"/>
         </w:numPr>
         <w:rPr>
@@ -300,6 +309,7 @@
     <w:p>
       <w:pPr>
         <w:numPr>
+          <w:ilvl w:val="0"/>
           <w:numId w:val="0"/>
         </w:numPr>
         <w:rPr>
@@ -365,6 +375,7 @@
     <w:p>
       <w:pPr>
         <w:numPr>
+          <w:ilvl w:val="0"/>
           <w:numId w:val="0"/>
         </w:numPr>
         <w:rPr>
@@ -424,6 +435,7 @@
     <w:p>
       <w:pPr>
         <w:numPr>
+          <w:ilvl w:val="0"/>
           <w:numId w:val="0"/>
         </w:numPr>
         <w:rPr>
@@ -446,6 +458,7 @@
     <w:p>
       <w:pPr>
         <w:numPr>
+          <w:ilvl w:val="0"/>
           <w:numId w:val="0"/>
         </w:numPr>
         <w:ind w:firstLine="240" w:firstLineChars="100"/>
@@ -492,32 +505,35 @@
     <w:p>
       <w:pPr>
         <w:numPr>
-          <w:numId w:val="0"/>
-        </w:numPr>
-        <w:rPr>
-          <w:rFonts w:hint="eastAsia" w:ascii="宋体" w:hAnsi="宋体" w:eastAsia="宋体" w:cs="宋体"/>
-          <w:sz w:val="24"/>
-          <w:szCs w:val="24"/>
-          <w:lang w:val="en-US" w:eastAsia="zh-CN"/>
-        </w:rPr>
-      </w:pPr>
-    </w:p>
-    <w:p>
-      <w:pPr>
-        <w:numPr>
-          <w:numId w:val="0"/>
-        </w:numPr>
-        <w:rPr>
-          <w:rFonts w:hint="eastAsia" w:ascii="宋体" w:hAnsi="宋体" w:eastAsia="宋体" w:cs="宋体"/>
-          <w:sz w:val="24"/>
-          <w:szCs w:val="24"/>
-          <w:lang w:val="en-US" w:eastAsia="zh-CN"/>
-        </w:rPr>
-      </w:pPr>
-    </w:p>
-    <w:p>
-      <w:pPr>
-        <w:numPr>
+          <w:ilvl w:val="0"/>
+          <w:numId w:val="0"/>
+        </w:numPr>
+        <w:rPr>
+          <w:rFonts w:hint="eastAsia" w:ascii="宋体" w:hAnsi="宋体" w:eastAsia="宋体" w:cs="宋体"/>
+          <w:sz w:val="24"/>
+          <w:szCs w:val="24"/>
+          <w:lang w:val="en-US" w:eastAsia="zh-CN"/>
+        </w:rPr>
+      </w:pPr>
+    </w:p>
+    <w:p>
+      <w:pPr>
+        <w:numPr>
+          <w:ilvl w:val="0"/>
+          <w:numId w:val="0"/>
+        </w:numPr>
+        <w:rPr>
+          <w:rFonts w:hint="eastAsia" w:ascii="宋体" w:hAnsi="宋体" w:eastAsia="宋体" w:cs="宋体"/>
+          <w:sz w:val="24"/>
+          <w:szCs w:val="24"/>
+          <w:lang w:val="en-US" w:eastAsia="zh-CN"/>
+        </w:rPr>
+      </w:pPr>
+    </w:p>
+    <w:p>
+      <w:pPr>
+        <w:numPr>
+          <w:ilvl w:val="0"/>
           <w:numId w:val="0"/>
         </w:numPr>
         <w:rPr>
@@ -540,32 +556,35 @@
     <w:p>
       <w:pPr>
         <w:numPr>
-          <w:numId w:val="0"/>
-        </w:numPr>
-        <w:rPr>
-          <w:rFonts w:hint="eastAsia" w:ascii="宋体" w:hAnsi="宋体" w:eastAsia="宋体" w:cs="宋体"/>
-          <w:sz w:val="24"/>
-          <w:szCs w:val="24"/>
-          <w:lang w:val="en-US" w:eastAsia="zh-CN"/>
-        </w:rPr>
-      </w:pPr>
-    </w:p>
-    <w:p>
-      <w:pPr>
-        <w:numPr>
-          <w:numId w:val="0"/>
-        </w:numPr>
-        <w:rPr>
-          <w:rFonts w:hint="eastAsia" w:ascii="宋体" w:hAnsi="宋体" w:eastAsia="宋体" w:cs="宋体"/>
-          <w:sz w:val="24"/>
-          <w:szCs w:val="24"/>
-          <w:lang w:val="en-US" w:eastAsia="zh-CN"/>
-        </w:rPr>
-      </w:pPr>
-    </w:p>
-    <w:p>
-      <w:pPr>
-        <w:numPr>
+          <w:ilvl w:val="0"/>
+          <w:numId w:val="0"/>
+        </w:numPr>
+        <w:rPr>
+          <w:rFonts w:hint="eastAsia" w:ascii="宋体" w:hAnsi="宋体" w:eastAsia="宋体" w:cs="宋体"/>
+          <w:sz w:val="24"/>
+          <w:szCs w:val="24"/>
+          <w:lang w:val="en-US" w:eastAsia="zh-CN"/>
+        </w:rPr>
+      </w:pPr>
+    </w:p>
+    <w:p>
+      <w:pPr>
+        <w:numPr>
+          <w:ilvl w:val="0"/>
+          <w:numId w:val="0"/>
+        </w:numPr>
+        <w:rPr>
+          <w:rFonts w:hint="eastAsia" w:ascii="宋体" w:hAnsi="宋体" w:eastAsia="宋体" w:cs="宋体"/>
+          <w:sz w:val="24"/>
+          <w:szCs w:val="24"/>
+          <w:lang w:val="en-US" w:eastAsia="zh-CN"/>
+        </w:rPr>
+      </w:pPr>
+    </w:p>
+    <w:p>
+      <w:pPr>
+        <w:numPr>
+          <w:ilvl w:val="0"/>
           <w:numId w:val="0"/>
         </w:numPr>
         <w:rPr>
@@ -588,19 +607,21 @@
     <w:p>
       <w:pPr>
         <w:numPr>
-          <w:numId w:val="0"/>
-        </w:numPr>
-        <w:rPr>
-          <w:rFonts w:hint="eastAsia" w:ascii="宋体" w:hAnsi="宋体" w:eastAsia="宋体" w:cs="宋体"/>
-          <w:sz w:val="24"/>
-          <w:szCs w:val="24"/>
-          <w:lang w:val="en-US" w:eastAsia="zh-CN"/>
-        </w:rPr>
-      </w:pPr>
-    </w:p>
-    <w:p>
-      <w:pPr>
-        <w:numPr>
+          <w:ilvl w:val="0"/>
+          <w:numId w:val="0"/>
+        </w:numPr>
+        <w:rPr>
+          <w:rFonts w:hint="eastAsia" w:ascii="宋体" w:hAnsi="宋体" w:eastAsia="宋体" w:cs="宋体"/>
+          <w:sz w:val="24"/>
+          <w:szCs w:val="24"/>
+          <w:lang w:val="en-US" w:eastAsia="zh-CN"/>
+        </w:rPr>
+      </w:pPr>
+    </w:p>
+    <w:p>
+      <w:pPr>
+        <w:numPr>
+          <w:ilvl w:val="0"/>
           <w:numId w:val="0"/>
         </w:numPr>
         <w:rPr>
@@ -711,6 +732,7 @@
     <w:p>
       <w:pPr>
         <w:numPr>
+          <w:ilvl w:val="0"/>
           <w:numId w:val="0"/>
         </w:numPr>
         <w:rPr>
@@ -733,6 +755,7 @@
     <w:p>
       <w:pPr>
         <w:numPr>
+          <w:ilvl w:val="0"/>
           <w:numId w:val="0"/>
         </w:numPr>
         <w:rPr>
@@ -755,6 +778,7 @@
     <w:p>
       <w:pPr>
         <w:numPr>
+          <w:ilvl w:val="0"/>
           <w:numId w:val="0"/>
         </w:numPr>
         <w:rPr>
@@ -777,6 +801,7 @@
     <w:p>
       <w:pPr>
         <w:numPr>
+          <w:ilvl w:val="0"/>
           <w:numId w:val="0"/>
         </w:numPr>
         <w:rPr>
@@ -799,6 +824,7 @@
     <w:p>
       <w:pPr>
         <w:numPr>
+          <w:ilvl w:val="0"/>
           <w:numId w:val="0"/>
         </w:numPr>
         <w:rPr>
@@ -821,6 +847,7 @@
     <w:p>
       <w:pPr>
         <w:numPr>
+          <w:ilvl w:val="0"/>
           <w:numId w:val="0"/>
         </w:numPr>
         <w:rPr>
@@ -843,6 +870,7 @@
     <w:p>
       <w:pPr>
         <w:numPr>
+          <w:ilvl w:val="0"/>
           <w:numId w:val="0"/>
         </w:numPr>
         <w:rPr>
@@ -865,6 +893,7 @@
     <w:p>
       <w:pPr>
         <w:numPr>
+          <w:ilvl w:val="0"/>
           <w:numId w:val="0"/>
         </w:numPr>
         <w:rPr>
@@ -887,6 +916,7 @@
     <w:p>
       <w:pPr>
         <w:numPr>
+          <w:ilvl w:val="0"/>
           <w:numId w:val="0"/>
         </w:numPr>
         <w:rPr>
@@ -909,6 +939,7 @@
     <w:p>
       <w:pPr>
         <w:numPr>
+          <w:ilvl w:val="0"/>
           <w:numId w:val="0"/>
         </w:numPr>
         <w:rPr>
@@ -931,6 +962,7 @@
     <w:p>
       <w:pPr>
         <w:numPr>
+          <w:ilvl w:val="0"/>
           <w:numId w:val="0"/>
         </w:numPr>
         <w:rPr>
@@ -953,6 +985,7 @@
     <w:p>
       <w:pPr>
         <w:numPr>
+          <w:ilvl w:val="0"/>
           <w:numId w:val="0"/>
         </w:numPr>
         <w:rPr>
@@ -975,6 +1008,7 @@
     <w:p>
       <w:pPr>
         <w:numPr>
+          <w:ilvl w:val="0"/>
           <w:numId w:val="0"/>
         </w:numPr>
         <w:rPr>
@@ -997,6 +1031,7 @@
     <w:p>
       <w:pPr>
         <w:numPr>
+          <w:ilvl w:val="0"/>
           <w:numId w:val="0"/>
         </w:numPr>
         <w:rPr>
@@ -1019,6 +1054,7 @@
     <w:p>
       <w:pPr>
         <w:numPr>
+          <w:ilvl w:val="0"/>
           <w:numId w:val="0"/>
         </w:numPr>
         <w:rPr>
@@ -1041,6 +1077,7 @@
     <w:p>
       <w:pPr>
         <w:numPr>
+          <w:ilvl w:val="0"/>
           <w:numId w:val="0"/>
         </w:numPr>
         <w:rPr>
@@ -1063,6 +1100,7 @@
     <w:p>
       <w:pPr>
         <w:numPr>
+          <w:ilvl w:val="0"/>
           <w:numId w:val="0"/>
         </w:numPr>
         <w:rPr>
@@ -1085,6 +1123,7 @@
     <w:p>
       <w:pPr>
         <w:numPr>
+          <w:ilvl w:val="0"/>
           <w:numId w:val="0"/>
         </w:numPr>
         <w:rPr>
@@ -1107,6 +1146,7 @@
     <w:p>
       <w:pPr>
         <w:numPr>
+          <w:ilvl w:val="0"/>
           <w:numId w:val="0"/>
         </w:numPr>
         <w:rPr>
@@ -1129,6 +1169,7 @@
     <w:p>
       <w:pPr>
         <w:numPr>
+          <w:ilvl w:val="0"/>
           <w:numId w:val="0"/>
         </w:numPr>
         <w:rPr>
@@ -1151,6 +1192,7 @@
     <w:p>
       <w:pPr>
         <w:numPr>
+          <w:ilvl w:val="0"/>
           <w:numId w:val="0"/>
         </w:numPr>
         <w:rPr>
@@ -1173,6 +1215,7 @@
     <w:p>
       <w:pPr>
         <w:numPr>
+          <w:ilvl w:val="0"/>
           <w:numId w:val="0"/>
         </w:numPr>
         <w:rPr>
@@ -1195,6 +1238,7 @@
     <w:p>
       <w:pPr>
         <w:numPr>
+          <w:ilvl w:val="0"/>
           <w:numId w:val="0"/>
         </w:numPr>
         <w:rPr>
@@ -1217,6 +1261,7 @@
     <w:p>
       <w:pPr>
         <w:numPr>
+          <w:ilvl w:val="0"/>
           <w:numId w:val="0"/>
         </w:numPr>
         <w:rPr>
@@ -1239,6 +1284,7 @@
     <w:p>
       <w:pPr>
         <w:numPr>
+          <w:ilvl w:val="0"/>
           <w:numId w:val="0"/>
         </w:numPr>
         <w:rPr>
@@ -1261,6 +1307,7 @@
     <w:p>
       <w:pPr>
         <w:numPr>
+          <w:ilvl w:val="0"/>
           <w:numId w:val="0"/>
         </w:numPr>
         <w:rPr>
@@ -1283,6 +1330,7 @@
     <w:p>
       <w:pPr>
         <w:numPr>
+          <w:ilvl w:val="0"/>
           <w:numId w:val="0"/>
         </w:numPr>
         <w:rPr>
@@ -1305,6 +1353,7 @@
     <w:p>
       <w:pPr>
         <w:numPr>
+          <w:ilvl w:val="0"/>
           <w:numId w:val="0"/>
         </w:numPr>
         <w:rPr>
@@ -1327,6 +1376,7 @@
     <w:p>
       <w:pPr>
         <w:numPr>
+          <w:ilvl w:val="0"/>
           <w:numId w:val="0"/>
         </w:numPr>
         <w:rPr>
@@ -1349,6 +1399,7 @@
     <w:p>
       <w:pPr>
         <w:numPr>
+          <w:ilvl w:val="0"/>
           <w:numId w:val="0"/>
         </w:numPr>
         <w:rPr>
@@ -1371,19 +1422,21 @@
     <w:p>
       <w:pPr>
         <w:numPr>
-          <w:numId w:val="0"/>
-        </w:numPr>
-        <w:rPr>
-          <w:rFonts w:hint="eastAsia" w:ascii="宋体" w:hAnsi="宋体" w:eastAsia="宋体" w:cs="宋体"/>
-          <w:sz w:val="24"/>
-          <w:szCs w:val="24"/>
-          <w:lang w:val="en-US" w:eastAsia="zh-CN"/>
-        </w:rPr>
-      </w:pPr>
-    </w:p>
-    <w:p>
-      <w:pPr>
-        <w:numPr>
+          <w:ilvl w:val="0"/>
+          <w:numId w:val="0"/>
+        </w:numPr>
+        <w:rPr>
+          <w:rFonts w:hint="eastAsia" w:ascii="宋体" w:hAnsi="宋体" w:eastAsia="宋体" w:cs="宋体"/>
+          <w:sz w:val="24"/>
+          <w:szCs w:val="24"/>
+          <w:lang w:val="en-US" w:eastAsia="zh-CN"/>
+        </w:rPr>
+      </w:pPr>
+    </w:p>
+    <w:p>
+      <w:pPr>
+        <w:numPr>
+          <w:ilvl w:val="0"/>
           <w:numId w:val="0"/>
         </w:numPr>
         <w:rPr>
@@ -1406,6 +1459,7 @@
     <w:p>
       <w:pPr>
         <w:numPr>
+          <w:ilvl w:val="0"/>
           <w:numId w:val="0"/>
         </w:numPr>
         <w:rPr>
@@ -1428,19 +1482,21 @@
     <w:p>
       <w:pPr>
         <w:numPr>
-          <w:numId w:val="0"/>
-        </w:numPr>
-        <w:rPr>
-          <w:rFonts w:hint="eastAsia" w:ascii="宋体" w:hAnsi="宋体" w:eastAsia="宋体" w:cs="宋体"/>
-          <w:sz w:val="24"/>
-          <w:szCs w:val="24"/>
-          <w:lang w:val="en-US" w:eastAsia="zh-CN"/>
-        </w:rPr>
-      </w:pPr>
-    </w:p>
-    <w:p>
-      <w:pPr>
-        <w:numPr>
+          <w:ilvl w:val="0"/>
+          <w:numId w:val="0"/>
+        </w:numPr>
+        <w:rPr>
+          <w:rFonts w:hint="eastAsia" w:ascii="宋体" w:hAnsi="宋体" w:eastAsia="宋体" w:cs="宋体"/>
+          <w:sz w:val="24"/>
+          <w:szCs w:val="24"/>
+          <w:lang w:val="en-US" w:eastAsia="zh-CN"/>
+        </w:rPr>
+      </w:pPr>
+    </w:p>
+    <w:p>
+      <w:pPr>
+        <w:numPr>
+          <w:ilvl w:val="0"/>
           <w:numId w:val="0"/>
         </w:numPr>
         <w:rPr>
@@ -1463,6 +1519,7 @@
     <w:p>
       <w:pPr>
         <w:numPr>
+          <w:ilvl w:val="0"/>
           <w:numId w:val="0"/>
         </w:numPr>
         <w:rPr>
@@ -1485,6 +1542,7 @@
     <w:p>
       <w:pPr>
         <w:numPr>
+          <w:ilvl w:val="0"/>
           <w:numId w:val="0"/>
         </w:numPr>
         <w:rPr>
@@ -1507,32 +1565,35 @@
     <w:p>
       <w:pPr>
         <w:numPr>
-          <w:numId w:val="0"/>
-        </w:numPr>
-        <w:rPr>
-          <w:rFonts w:hint="eastAsia" w:ascii="宋体" w:hAnsi="宋体" w:eastAsia="宋体" w:cs="宋体"/>
-          <w:sz w:val="24"/>
-          <w:szCs w:val="24"/>
-          <w:lang w:val="en-US" w:eastAsia="zh-CN"/>
-        </w:rPr>
-      </w:pPr>
-    </w:p>
-    <w:p>
-      <w:pPr>
-        <w:numPr>
-          <w:numId w:val="0"/>
-        </w:numPr>
-        <w:rPr>
-          <w:rFonts w:hint="eastAsia" w:ascii="宋体" w:hAnsi="宋体" w:eastAsia="宋体" w:cs="宋体"/>
-          <w:sz w:val="24"/>
-          <w:szCs w:val="24"/>
-          <w:lang w:val="en-US" w:eastAsia="zh-CN"/>
-        </w:rPr>
-      </w:pPr>
-    </w:p>
-    <w:p>
-      <w:pPr>
-        <w:numPr>
+          <w:ilvl w:val="0"/>
+          <w:numId w:val="0"/>
+        </w:numPr>
+        <w:rPr>
+          <w:rFonts w:hint="eastAsia" w:ascii="宋体" w:hAnsi="宋体" w:eastAsia="宋体" w:cs="宋体"/>
+          <w:sz w:val="24"/>
+          <w:szCs w:val="24"/>
+          <w:lang w:val="en-US" w:eastAsia="zh-CN"/>
+        </w:rPr>
+      </w:pPr>
+    </w:p>
+    <w:p>
+      <w:pPr>
+        <w:numPr>
+          <w:ilvl w:val="0"/>
+          <w:numId w:val="0"/>
+        </w:numPr>
+        <w:rPr>
+          <w:rFonts w:hint="eastAsia" w:ascii="宋体" w:hAnsi="宋体" w:eastAsia="宋体" w:cs="宋体"/>
+          <w:sz w:val="24"/>
+          <w:szCs w:val="24"/>
+          <w:lang w:val="en-US" w:eastAsia="zh-CN"/>
+        </w:rPr>
+      </w:pPr>
+    </w:p>
+    <w:p>
+      <w:pPr>
+        <w:numPr>
+          <w:ilvl w:val="0"/>
           <w:numId w:val="0"/>
         </w:numPr>
       </w:pPr>
@@ -1583,6 +1644,7 @@
     <w:p>
       <w:pPr>
         <w:numPr>
+          <w:ilvl w:val="0"/>
           <w:numId w:val="0"/>
         </w:numPr>
         <w:rPr>
@@ -1601,17 +1663,19 @@
     <w:p>
       <w:pPr>
         <w:numPr>
-          <w:numId w:val="0"/>
-        </w:numPr>
-        <w:rPr>
-          <w:rFonts w:hint="eastAsia"/>
-          <w:lang w:val="en-US" w:eastAsia="zh-CN"/>
-        </w:rPr>
-      </w:pPr>
-    </w:p>
-    <w:p>
-      <w:pPr>
-        <w:numPr>
+          <w:ilvl w:val="0"/>
+          <w:numId w:val="0"/>
+        </w:numPr>
+        <w:rPr>
+          <w:rFonts w:hint="eastAsia"/>
+          <w:lang w:val="en-US" w:eastAsia="zh-CN"/>
+        </w:rPr>
+      </w:pPr>
+    </w:p>
+    <w:p>
+      <w:pPr>
+        <w:numPr>
+          <w:ilvl w:val="0"/>
           <w:numId w:val="0"/>
         </w:numPr>
         <w:rPr>
@@ -1630,17 +1694,19 @@
     <w:p>
       <w:pPr>
         <w:numPr>
-          <w:numId w:val="0"/>
-        </w:numPr>
-        <w:rPr>
-          <w:rFonts w:hint="eastAsia"/>
-          <w:lang w:val="en-US" w:eastAsia="zh-CN"/>
-        </w:rPr>
-      </w:pPr>
-    </w:p>
-    <w:p>
-      <w:pPr>
-        <w:numPr>
+          <w:ilvl w:val="0"/>
+          <w:numId w:val="0"/>
+        </w:numPr>
+        <w:rPr>
+          <w:rFonts w:hint="eastAsia"/>
+          <w:lang w:val="en-US" w:eastAsia="zh-CN"/>
+        </w:rPr>
+      </w:pPr>
+    </w:p>
+    <w:p>
+      <w:pPr>
+        <w:numPr>
+          <w:ilvl w:val="0"/>
           <w:numId w:val="0"/>
         </w:numPr>
         <w:rPr>
@@ -1659,17 +1725,19 @@
     <w:p>
       <w:pPr>
         <w:numPr>
-          <w:numId w:val="0"/>
-        </w:numPr>
-        <w:rPr>
-          <w:rFonts w:hint="eastAsia"/>
-          <w:lang w:val="en-US" w:eastAsia="zh-CN"/>
-        </w:rPr>
-      </w:pPr>
-    </w:p>
-    <w:p>
-      <w:pPr>
-        <w:numPr>
+          <w:ilvl w:val="0"/>
+          <w:numId w:val="0"/>
+        </w:numPr>
+        <w:rPr>
+          <w:rFonts w:hint="eastAsia"/>
+          <w:lang w:val="en-US" w:eastAsia="zh-CN"/>
+        </w:rPr>
+      </w:pPr>
+    </w:p>
+    <w:p>
+      <w:pPr>
+        <w:numPr>
+          <w:ilvl w:val="0"/>
           <w:numId w:val="0"/>
         </w:numPr>
         <w:rPr>
@@ -1688,6 +1756,7 @@
     <w:p>
       <w:pPr>
         <w:numPr>
+          <w:ilvl w:val="0"/>
           <w:numId w:val="0"/>
         </w:numPr>
         <w:rPr>
@@ -1706,6 +1775,7 @@
     <w:p>
       <w:pPr>
         <w:numPr>
+          <w:ilvl w:val="0"/>
           <w:numId w:val="0"/>
         </w:numPr>
         <w:rPr>
@@ -1724,17 +1794,19 @@
     <w:p>
       <w:pPr>
         <w:numPr>
-          <w:numId w:val="0"/>
-        </w:numPr>
-        <w:rPr>
-          <w:rFonts w:hint="eastAsia"/>
-          <w:lang w:val="en-US" w:eastAsia="zh-CN"/>
-        </w:rPr>
-      </w:pPr>
-    </w:p>
-    <w:p>
-      <w:pPr>
-        <w:numPr>
+          <w:ilvl w:val="0"/>
+          <w:numId w:val="0"/>
+        </w:numPr>
+        <w:rPr>
+          <w:rFonts w:hint="eastAsia"/>
+          <w:lang w:val="en-US" w:eastAsia="zh-CN"/>
+        </w:rPr>
+      </w:pPr>
+    </w:p>
+    <w:p>
+      <w:pPr>
+        <w:numPr>
+          <w:ilvl w:val="0"/>
           <w:numId w:val="0"/>
         </w:numPr>
         <w:rPr>
@@ -1753,17 +1825,19 @@
     <w:p>
       <w:pPr>
         <w:numPr>
-          <w:numId w:val="0"/>
-        </w:numPr>
-        <w:rPr>
-          <w:rFonts w:hint="eastAsia"/>
-          <w:lang w:val="en-US" w:eastAsia="zh-CN"/>
-        </w:rPr>
-      </w:pPr>
-    </w:p>
-    <w:p>
-      <w:pPr>
-        <w:numPr>
+          <w:ilvl w:val="0"/>
+          <w:numId w:val="0"/>
+        </w:numPr>
+        <w:rPr>
+          <w:rFonts w:hint="eastAsia"/>
+          <w:lang w:val="en-US" w:eastAsia="zh-CN"/>
+        </w:rPr>
+      </w:pPr>
+    </w:p>
+    <w:p>
+      <w:pPr>
+        <w:numPr>
+          <w:ilvl w:val="0"/>
           <w:numId w:val="0"/>
         </w:numPr>
         <w:rPr>
@@ -1782,6 +1856,7 @@
     <w:p>
       <w:pPr>
         <w:numPr>
+          <w:ilvl w:val="0"/>
           <w:numId w:val="0"/>
         </w:numPr>
         <w:rPr>
@@ -1800,6 +1875,7 @@
     <w:p>
       <w:pPr>
         <w:numPr>
+          <w:ilvl w:val="0"/>
           <w:numId w:val="0"/>
         </w:numPr>
         <w:rPr>
@@ -1818,17 +1894,19 @@
     <w:p>
       <w:pPr>
         <w:numPr>
-          <w:numId w:val="0"/>
-        </w:numPr>
-        <w:rPr>
-          <w:rFonts w:hint="eastAsia"/>
-          <w:lang w:val="en-US" w:eastAsia="zh-CN"/>
-        </w:rPr>
-      </w:pPr>
-    </w:p>
-    <w:p>
-      <w:pPr>
-        <w:numPr>
+          <w:ilvl w:val="0"/>
+          <w:numId w:val="0"/>
+        </w:numPr>
+        <w:rPr>
+          <w:rFonts w:hint="eastAsia"/>
+          <w:lang w:val="en-US" w:eastAsia="zh-CN"/>
+        </w:rPr>
+      </w:pPr>
+    </w:p>
+    <w:p>
+      <w:pPr>
+        <w:numPr>
+          <w:ilvl w:val="0"/>
           <w:numId w:val="0"/>
         </w:numPr>
         <w:rPr>
@@ -1847,17 +1925,19 @@
     <w:p>
       <w:pPr>
         <w:numPr>
-          <w:numId w:val="0"/>
-        </w:numPr>
-        <w:rPr>
-          <w:rFonts w:hint="eastAsia"/>
-          <w:lang w:val="en-US" w:eastAsia="zh-CN"/>
-        </w:rPr>
-      </w:pPr>
-    </w:p>
-    <w:p>
-      <w:pPr>
-        <w:numPr>
+          <w:ilvl w:val="0"/>
+          <w:numId w:val="0"/>
+        </w:numPr>
+        <w:rPr>
+          <w:rFonts w:hint="eastAsia"/>
+          <w:lang w:val="en-US" w:eastAsia="zh-CN"/>
+        </w:rPr>
+      </w:pPr>
+    </w:p>
+    <w:p>
+      <w:pPr>
+        <w:numPr>
+          <w:ilvl w:val="0"/>
           <w:numId w:val="0"/>
         </w:numPr>
         <w:rPr>
@@ -1876,6 +1956,7 @@
     <w:p>
       <w:pPr>
         <w:numPr>
+          <w:ilvl w:val="0"/>
           <w:numId w:val="0"/>
         </w:numPr>
         <w:rPr>
@@ -1894,6 +1975,7 @@
     <w:p>
       <w:pPr>
         <w:numPr>
+          <w:ilvl w:val="0"/>
           <w:numId w:val="0"/>
         </w:numPr>
         <w:rPr>
@@ -1912,17 +1994,19 @@
     <w:p>
       <w:pPr>
         <w:numPr>
-          <w:numId w:val="0"/>
-        </w:numPr>
-        <w:rPr>
-          <w:rFonts w:hint="eastAsia"/>
-          <w:lang w:val="en-US" w:eastAsia="zh-CN"/>
-        </w:rPr>
-      </w:pPr>
-    </w:p>
-    <w:p>
-      <w:pPr>
-        <w:numPr>
+          <w:ilvl w:val="0"/>
+          <w:numId w:val="0"/>
+        </w:numPr>
+        <w:rPr>
+          <w:rFonts w:hint="eastAsia"/>
+          <w:lang w:val="en-US" w:eastAsia="zh-CN"/>
+        </w:rPr>
+      </w:pPr>
+    </w:p>
+    <w:p>
+      <w:pPr>
+        <w:numPr>
+          <w:ilvl w:val="0"/>
           <w:numId w:val="0"/>
         </w:numPr>
         <w:rPr>
@@ -1941,17 +2025,19 @@
     <w:p>
       <w:pPr>
         <w:numPr>
-          <w:numId w:val="0"/>
-        </w:numPr>
-        <w:rPr>
-          <w:rFonts w:hint="eastAsia"/>
-          <w:lang w:val="en-US" w:eastAsia="zh-CN"/>
-        </w:rPr>
-      </w:pPr>
-    </w:p>
-    <w:p>
-      <w:pPr>
-        <w:numPr>
+          <w:ilvl w:val="0"/>
+          <w:numId w:val="0"/>
+        </w:numPr>
+        <w:rPr>
+          <w:rFonts w:hint="eastAsia"/>
+          <w:lang w:val="en-US" w:eastAsia="zh-CN"/>
+        </w:rPr>
+      </w:pPr>
+    </w:p>
+    <w:p>
+      <w:pPr>
+        <w:numPr>
+          <w:ilvl w:val="0"/>
           <w:numId w:val="0"/>
         </w:numPr>
         <w:rPr>
@@ -1970,6 +2056,7 @@
     <w:p>
       <w:pPr>
         <w:numPr>
+          <w:ilvl w:val="0"/>
           <w:numId w:val="0"/>
         </w:numPr>
         <w:rPr>
@@ -1988,6 +2075,7 @@
     <w:p>
       <w:pPr>
         <w:numPr>
+          <w:ilvl w:val="0"/>
           <w:numId w:val="0"/>
         </w:numPr>
         <w:rPr>
@@ -2006,17 +2094,19 @@
     <w:p>
       <w:pPr>
         <w:numPr>
-          <w:numId w:val="0"/>
-        </w:numPr>
-        <w:rPr>
-          <w:rFonts w:hint="eastAsia"/>
-          <w:lang w:val="en-US" w:eastAsia="zh-CN"/>
-        </w:rPr>
-      </w:pPr>
-    </w:p>
-    <w:p>
-      <w:pPr>
-        <w:numPr>
+          <w:ilvl w:val="0"/>
+          <w:numId w:val="0"/>
+        </w:numPr>
+        <w:rPr>
+          <w:rFonts w:hint="eastAsia"/>
+          <w:lang w:val="en-US" w:eastAsia="zh-CN"/>
+        </w:rPr>
+      </w:pPr>
+    </w:p>
+    <w:p>
+      <w:pPr>
+        <w:numPr>
+          <w:ilvl w:val="0"/>
           <w:numId w:val="0"/>
         </w:numPr>
         <w:rPr>
@@ -2035,17 +2125,19 @@
     <w:p>
       <w:pPr>
         <w:numPr>
-          <w:numId w:val="0"/>
-        </w:numPr>
-        <w:rPr>
-          <w:rFonts w:hint="eastAsia"/>
-          <w:lang w:val="en-US" w:eastAsia="zh-CN"/>
-        </w:rPr>
-      </w:pPr>
-    </w:p>
-    <w:p>
-      <w:pPr>
-        <w:numPr>
+          <w:ilvl w:val="0"/>
+          <w:numId w:val="0"/>
+        </w:numPr>
+        <w:rPr>
+          <w:rFonts w:hint="eastAsia"/>
+          <w:lang w:val="en-US" w:eastAsia="zh-CN"/>
+        </w:rPr>
+      </w:pPr>
+    </w:p>
+    <w:p>
+      <w:pPr>
+        <w:numPr>
+          <w:ilvl w:val="0"/>
           <w:numId w:val="0"/>
         </w:numPr>
         <w:rPr>
@@ -2064,6 +2156,7 @@
     <w:p>
       <w:pPr>
         <w:numPr>
+          <w:ilvl w:val="0"/>
           <w:numId w:val="0"/>
         </w:numPr>
         <w:rPr>
@@ -2082,6 +2175,7 @@
     <w:p>
       <w:pPr>
         <w:numPr>
+          <w:ilvl w:val="0"/>
           <w:numId w:val="0"/>
         </w:numPr>
         <w:rPr>
@@ -2100,17 +2194,19 @@
     <w:p>
       <w:pPr>
         <w:numPr>
-          <w:numId w:val="0"/>
-        </w:numPr>
-        <w:rPr>
-          <w:rFonts w:hint="eastAsia"/>
-          <w:lang w:val="en-US" w:eastAsia="zh-CN"/>
-        </w:rPr>
-      </w:pPr>
-    </w:p>
-    <w:p>
-      <w:pPr>
-        <w:numPr>
+          <w:ilvl w:val="0"/>
+          <w:numId w:val="0"/>
+        </w:numPr>
+        <w:rPr>
+          <w:rFonts w:hint="eastAsia"/>
+          <w:lang w:val="en-US" w:eastAsia="zh-CN"/>
+        </w:rPr>
+      </w:pPr>
+    </w:p>
+    <w:p>
+      <w:pPr>
+        <w:numPr>
+          <w:ilvl w:val="0"/>
           <w:numId w:val="0"/>
         </w:numPr>
         <w:rPr>
@@ -2165,28 +2261,31 @@
     <w:p>
       <w:pPr>
         <w:numPr>
-          <w:numId w:val="0"/>
-        </w:numPr>
-        <w:rPr>
-          <w:rFonts w:hint="eastAsia"/>
-          <w:lang w:val="en-US" w:eastAsia="zh-CN"/>
-        </w:rPr>
-      </w:pPr>
-    </w:p>
-    <w:p>
-      <w:pPr>
-        <w:numPr>
-          <w:numId w:val="0"/>
-        </w:numPr>
-        <w:rPr>
-          <w:rFonts w:hint="eastAsia"/>
-          <w:lang w:val="en-US" w:eastAsia="zh-CN"/>
-        </w:rPr>
-      </w:pPr>
-    </w:p>
-    <w:p>
-      <w:pPr>
-        <w:numPr>
+          <w:ilvl w:val="0"/>
+          <w:numId w:val="0"/>
+        </w:numPr>
+        <w:rPr>
+          <w:rFonts w:hint="eastAsia"/>
+          <w:lang w:val="en-US" w:eastAsia="zh-CN"/>
+        </w:rPr>
+      </w:pPr>
+    </w:p>
+    <w:p>
+      <w:pPr>
+        <w:numPr>
+          <w:ilvl w:val="0"/>
+          <w:numId w:val="0"/>
+        </w:numPr>
+        <w:rPr>
+          <w:rFonts w:hint="eastAsia"/>
+          <w:lang w:val="en-US" w:eastAsia="zh-CN"/>
+        </w:rPr>
+      </w:pPr>
+    </w:p>
+    <w:p>
+      <w:pPr>
+        <w:numPr>
+          <w:ilvl w:val="0"/>
           <w:numId w:val="0"/>
         </w:numPr>
         <w:rPr>
@@ -2213,10 +2312,10 @@
     <w:p>
       <w:pPr>
         <w:numPr>
-          <w:numId w:val="0"/>
-        </w:numPr>
-      </w:pPr>
-      <w:bookmarkStart w:id="0" w:name="_GoBack"/>
+          <w:ilvl w:val="0"/>
+          <w:numId w:val="0"/>
+        </w:numPr>
+      </w:pPr>
       <w:r>
         <w:drawing>
           <wp:inline distT="0" distB="0" distL="114300" distR="114300">
@@ -2260,350 +2359,964 @@
           </wp:inline>
         </w:drawing>
       </w:r>
+    </w:p>
+    <w:p>
+      <w:pPr>
+        <w:numPr>
+          <w:ilvl w:val="0"/>
+          <w:numId w:val="0"/>
+        </w:numPr>
+      </w:pPr>
+    </w:p>
+    <w:p>
+      <w:pPr>
+        <w:numPr>
+          <w:ilvl w:val="0"/>
+          <w:numId w:val="0"/>
+        </w:numPr>
+        <w:rPr>
+          <w:rFonts w:hint="eastAsia"/>
+          <w:sz w:val="36"/>
+          <w:szCs w:val="36"/>
+          <w:lang w:val="en-US" w:eastAsia="zh-CN"/>
+        </w:rPr>
+      </w:pPr>
+      <w:r>
+        <w:rPr>
+          <w:rFonts w:hint="eastAsia"/>
+          <w:sz w:val="36"/>
+          <w:szCs w:val="36"/>
+          <w:lang w:val="en-US" w:eastAsia="zh-CN"/>
+        </w:rPr>
+        <w:t>Task4</w:t>
+      </w:r>
+    </w:p>
+    <w:p>
+      <w:pPr>
+        <w:numPr>
+          <w:ilvl w:val="0"/>
+          <w:numId w:val="0"/>
+        </w:numPr>
+        <w:rPr>
+          <w:rFonts w:hint="eastAsia"/>
+          <w:sz w:val="36"/>
+          <w:szCs w:val="36"/>
+          <w:lang w:val="en-US" w:eastAsia="zh-CN"/>
+        </w:rPr>
+      </w:pPr>
+      <w:r>
+        <w:rPr>
+          <w:rFonts w:hint="eastAsia"/>
+          <w:sz w:val="36"/>
+          <w:szCs w:val="36"/>
+          <w:lang w:val="en-US" w:eastAsia="zh-CN"/>
+        </w:rPr>
+        <w:t>创新点（相比任务三的改动）</w:t>
+      </w:r>
+    </w:p>
+    <w:p>
+      <w:pPr>
+        <w:numPr>
+          <w:ilvl w:val="0"/>
+          <w:numId w:val="0"/>
+        </w:numPr>
+        <w:rPr>
+          <w:rFonts w:hint="eastAsia"/>
+          <w:sz w:val="36"/>
+          <w:szCs w:val="36"/>
+          <w:lang w:val="en-US" w:eastAsia="zh-CN"/>
+        </w:rPr>
+      </w:pPr>
+      <w:r>
+        <w:rPr>
+          <w:rFonts w:hint="eastAsia"/>
+          <w:sz w:val="36"/>
+          <w:szCs w:val="36"/>
+          <w:lang w:val="en-US" w:eastAsia="zh-CN"/>
+        </w:rPr>
+        <w:t>在任务三的基础模型（简单CNN）上，我进行了以下关键改进：</w:t>
+      </w:r>
+    </w:p>
+    <w:p>
+      <w:pPr>
+        <w:numPr>
+          <w:ilvl w:val="0"/>
+          <w:numId w:val="0"/>
+        </w:numPr>
+        <w:rPr>
+          <w:rFonts w:hint="eastAsia"/>
+          <w:sz w:val="36"/>
+          <w:szCs w:val="36"/>
+          <w:lang w:val="en-US" w:eastAsia="zh-CN"/>
+        </w:rPr>
+      </w:pPr>
+      <w:r>
+        <w:rPr>
+          <w:rFonts w:hint="eastAsia"/>
+          <w:sz w:val="36"/>
+          <w:szCs w:val="36"/>
+          <w:lang w:val="en-US" w:eastAsia="zh-CN"/>
+        </w:rPr>
+        <w:t>• 模型结构：将基础卷积块替换为残差块（ResidualBlock），构建了含3个阶段的残差网络（ImprovedCNN），每层通道数分别为32、64、128，并引入全局平均池化。</w:t>
+      </w:r>
+    </w:p>
+    <w:p>
+      <w:pPr>
+        <w:numPr>
+          <w:ilvl w:val="0"/>
+          <w:numId w:val="0"/>
+        </w:numPr>
+        <w:rPr>
+          <w:rFonts w:hint="eastAsia"/>
+          <w:sz w:val="36"/>
+          <w:szCs w:val="36"/>
+          <w:lang w:val="en-US" w:eastAsia="zh-CN"/>
+        </w:rPr>
+      </w:pPr>
+      <w:r>
+        <w:rPr>
+          <w:rFonts w:hint="eastAsia"/>
+          <w:sz w:val="36"/>
+          <w:szCs w:val="36"/>
+          <w:lang w:val="en-US" w:eastAsia="zh-CN"/>
+        </w:rPr>
+        <w:t>• 数据增强：除了原有的随机水平翻转和随机裁剪，增加了Mixup数据混合增强（alpha=1.0），并在损失函数中对应使用mixup_criterion。</w:t>
+      </w:r>
+    </w:p>
+    <w:p>
+      <w:pPr>
+        <w:numPr>
+          <w:ilvl w:val="0"/>
+          <w:numId w:val="0"/>
+        </w:numPr>
+        <w:rPr>
+          <w:rFonts w:hint="eastAsia"/>
+          <w:sz w:val="36"/>
+          <w:szCs w:val="36"/>
+          <w:lang w:val="en-US" w:eastAsia="zh-CN"/>
+        </w:rPr>
+      </w:pPr>
+      <w:r>
+        <w:rPr>
+          <w:rFonts w:hint="eastAsia"/>
+          <w:sz w:val="36"/>
+          <w:szCs w:val="36"/>
+          <w:lang w:val="en-US" w:eastAsia="zh-CN"/>
+        </w:rPr>
+        <w:t>• 学习率策略：采用学习率预热（Warmup）结合余弦退火调度。前5个epoch线性增长至初始学习率0.001，之后余弦衰减到0。</w:t>
+      </w:r>
+    </w:p>
+    <w:p>
+      <w:pPr>
+        <w:numPr>
+          <w:ilvl w:val="0"/>
+          <w:numId w:val="0"/>
+        </w:numPr>
+        <w:rPr>
+          <w:rFonts w:hint="eastAsia"/>
+          <w:sz w:val="36"/>
+          <w:szCs w:val="36"/>
+          <w:lang w:val="en-US" w:eastAsia="zh-CN"/>
+        </w:rPr>
+      </w:pPr>
+      <w:r>
+        <w:rPr>
+          <w:rFonts w:hint="eastAsia"/>
+          <w:sz w:val="36"/>
+          <w:szCs w:val="36"/>
+          <w:lang w:val="en-US" w:eastAsia="zh-CN"/>
+        </w:rPr>
+        <w:t>• 正则化：添加Dropout层（0.3）和权重衰减（5e-4）。</w:t>
+      </w:r>
+    </w:p>
+    <w:p>
+      <w:pPr>
+        <w:numPr>
+          <w:ilvl w:val="0"/>
+          <w:numId w:val="0"/>
+        </w:numPr>
+        <w:rPr>
+          <w:rFonts w:hint="eastAsia"/>
+          <w:sz w:val="36"/>
+          <w:szCs w:val="36"/>
+          <w:lang w:val="en-US" w:eastAsia="zh-CN"/>
+        </w:rPr>
+      </w:pPr>
+      <w:r>
+        <w:rPr>
+          <w:rFonts w:hint="eastAsia"/>
+          <w:sz w:val="36"/>
+          <w:szCs w:val="36"/>
+          <w:lang w:val="en-US" w:eastAsia="zh-CN"/>
+        </w:rPr>
+        <w:t>• 复杂度评估：使用thop库计算了模型的参数量（Params）和计算量（FLOPs），量化了轻量化程度。</w:t>
+      </w:r>
+    </w:p>
+    <w:p>
+      <w:pPr>
+        <w:numPr>
+          <w:ilvl w:val="0"/>
+          <w:numId w:val="0"/>
+        </w:numPr>
+        <w:rPr>
+          <w:rFonts w:hint="eastAsia"/>
+          <w:sz w:val="36"/>
+          <w:szCs w:val="36"/>
+          <w:lang w:val="en-US" w:eastAsia="zh-CN"/>
+        </w:rPr>
+      </w:pPr>
+    </w:p>
+    <w:p>
+      <w:pPr>
+        <w:numPr>
+          <w:ilvl w:val="0"/>
+          <w:numId w:val="0"/>
+        </w:numPr>
+        <w:rPr>
+          <w:rFonts w:hint="eastAsia"/>
+          <w:sz w:val="36"/>
+          <w:szCs w:val="36"/>
+          <w:lang w:val="en-US" w:eastAsia="zh-CN"/>
+        </w:rPr>
+      </w:pPr>
+      <w:r>
+        <w:rPr>
+          <w:rFonts w:hint="eastAsia"/>
+          <w:sz w:val="36"/>
+          <w:szCs w:val="36"/>
+          <w:lang w:val="en-US" w:eastAsia="zh-CN"/>
+        </w:rPr>
+        <w:t>原理（改动背后的数学/工程原理）</w:t>
+      </w:r>
+    </w:p>
+    <w:p>
+      <w:pPr>
+        <w:numPr>
+          <w:ilvl w:val="0"/>
+          <w:numId w:val="0"/>
+        </w:numPr>
+        <w:rPr>
+          <w:rFonts w:hint="eastAsia"/>
+          <w:sz w:val="36"/>
+          <w:szCs w:val="36"/>
+          <w:lang w:val="en-US" w:eastAsia="zh-CN"/>
+        </w:rPr>
+      </w:pPr>
+      <w:r>
+        <w:rPr>
+          <w:rFonts w:hint="eastAsia"/>
+          <w:sz w:val="36"/>
+          <w:szCs w:val="36"/>
+          <w:lang w:val="en-US" w:eastAsia="zh-CN"/>
+        </w:rPr>
+        <w:t>• 残差连接：解决深层网络梯度消失问题。通过恒等映射（identity mapping），让网络学习残差F(x)=H(x)-x，当最优映射接近恒等时，残差易于学习。数学上，反向传播时梯度可绕过卷积层直接传播，缓解梯度弥散。</w:t>
+      </w:r>
+    </w:p>
+    <w:p>
+      <w:pPr>
+        <w:numPr>
+          <w:ilvl w:val="0"/>
+          <w:numId w:val="0"/>
+        </w:numPr>
+        <w:rPr>
+          <w:rFonts w:hint="eastAsia"/>
+          <w:sz w:val="36"/>
+          <w:szCs w:val="36"/>
+          <w:lang w:val="en-US" w:eastAsia="zh-CN"/>
+        </w:rPr>
+      </w:pPr>
+      <w:r>
+        <w:rPr>
+          <w:rFonts w:hint="eastAsia"/>
+          <w:sz w:val="36"/>
+          <w:szCs w:val="36"/>
+          <w:lang w:val="en-US" w:eastAsia="zh-CN"/>
+        </w:rPr>
+        <w:t>• Mixup：基于邻域风险最小化原则，生成虚拟训练样本：(x̃, ỹ) = (λx_i + (1-λ)x_j, λy_i + (1-λ)y_j)，其中λ~Beta(α,α)。这迫使模型在样本间线性插值处具有线性预测，增强泛化，对对抗扰动更鲁棒。</w:t>
+      </w:r>
+    </w:p>
+    <w:p>
+      <w:pPr>
+        <w:numPr>
+          <w:ilvl w:val="0"/>
+          <w:numId w:val="0"/>
+        </w:numPr>
+        <w:rPr>
+          <w:rFonts w:hint="eastAsia"/>
+          <w:sz w:val="36"/>
+          <w:szCs w:val="36"/>
+          <w:lang w:val="en-US" w:eastAsia="zh-CN"/>
+        </w:rPr>
+      </w:pPr>
+      <w:r>
+        <w:rPr>
+          <w:rFonts w:hint="eastAsia"/>
+          <w:sz w:val="36"/>
+          <w:szCs w:val="36"/>
+          <w:lang w:val="en-US" w:eastAsia="zh-CN"/>
+        </w:rPr>
+        <w:t>• 学习率预热：初始阶段模型参数随机，梯度噪声大，直接大学习率容易震荡。预热阶段以小学习率稳定参数，使后续调度更有效。余弦退火模拟了循环学习率的思想，在训练后期通过较小学习率精细搜索极小值。</w:t>
+      </w:r>
+    </w:p>
+    <w:p>
+      <w:pPr>
+        <w:numPr>
+          <w:ilvl w:val="0"/>
+          <w:numId w:val="0"/>
+        </w:numPr>
+        <w:rPr>
+          <w:rFonts w:hint="eastAsia"/>
+          <w:sz w:val="36"/>
+          <w:szCs w:val="36"/>
+          <w:lang w:val="en-US" w:eastAsia="zh-CN"/>
+        </w:rPr>
+      </w:pPr>
+      <w:r>
+        <w:rPr>
+          <w:rFonts w:hint="eastAsia"/>
+          <w:sz w:val="36"/>
+          <w:szCs w:val="36"/>
+          <w:lang w:val="en-US" w:eastAsia="zh-CN"/>
+        </w:rPr>
+        <w:t>• Dropout与权重衰减：Dropout通过随机丢弃神经元，相当于训练多个子网络的集成；权重衰减在损失中加入L2惩罚，限制参数范围，防止过拟合。</w:t>
+      </w:r>
+    </w:p>
+    <w:p>
+      <w:pPr>
+        <w:numPr>
+          <w:ilvl w:val="0"/>
+          <w:numId w:val="0"/>
+        </w:numPr>
+        <w:rPr>
+          <w:rFonts w:hint="eastAsia"/>
+          <w:sz w:val="36"/>
+          <w:szCs w:val="36"/>
+          <w:lang w:val="en-US" w:eastAsia="zh-CN"/>
+        </w:rPr>
+      </w:pPr>
+      <w:r>
+        <w:rPr>
+          <w:rFonts w:hint="eastAsia"/>
+          <w:sz w:val="36"/>
+          <w:szCs w:val="36"/>
+          <w:lang w:val="en-US" w:eastAsia="zh-CN"/>
+        </w:rPr>
+        <w:t>• 参数量与FLOPs计算：衡量模型复杂度，确保在提升性能的同时不引入过多计算负担，便于实际部署。</w:t>
+      </w:r>
+    </w:p>
+    <w:p>
+      <w:pPr>
+        <w:numPr>
+          <w:ilvl w:val="0"/>
+          <w:numId w:val="0"/>
+        </w:numPr>
+        <w:rPr>
+          <w:rFonts w:hint="default"/>
+          <w:sz w:val="36"/>
+          <w:szCs w:val="36"/>
+          <w:lang w:val="en-US" w:eastAsia="zh-CN"/>
+        </w:rPr>
+      </w:pPr>
+    </w:p>
+    <w:p>
+      <w:pPr>
+        <w:numPr>
+          <w:ilvl w:val="0"/>
+          <w:numId w:val="0"/>
+        </w:numPr>
+        <w:rPr>
+          <w:rFonts w:hint="default"/>
+          <w:sz w:val="36"/>
+          <w:szCs w:val="36"/>
+          <w:lang w:val="en-US" w:eastAsia="zh-CN"/>
+        </w:rPr>
+      </w:pPr>
+    </w:p>
+    <w:p>
+      <w:pPr>
+        <w:numPr>
+          <w:ilvl w:val="0"/>
+          <w:numId w:val="0"/>
+        </w:numPr>
+        <w:rPr>
+          <w:rFonts w:hint="eastAsia"/>
+          <w:sz w:val="36"/>
+          <w:szCs w:val="36"/>
+          <w:lang w:val="en-US" w:eastAsia="zh-CN"/>
+        </w:rPr>
+      </w:pPr>
+      <w:r>
+        <w:rPr>
+          <w:rFonts w:hint="eastAsia"/>
+          <w:sz w:val="36"/>
+          <w:szCs w:val="36"/>
+          <w:lang w:val="en-US" w:eastAsia="zh-CN"/>
+        </w:rPr>
+        <w:t>失败复盘：</w:t>
+      </w:r>
+    </w:p>
+    <w:p>
+      <w:pPr>
+        <w:numPr>
+          <w:ilvl w:val="0"/>
+          <w:numId w:val="0"/>
+        </w:numPr>
+        <w:rPr>
+          <w:rFonts w:hint="default"/>
+          <w:sz w:val="36"/>
+          <w:szCs w:val="36"/>
+          <w:lang w:val="en-US" w:eastAsia="zh-CN"/>
+        </w:rPr>
+      </w:pPr>
+      <w:r>
+        <w:rPr>
+          <w:rFonts w:hint="default"/>
+          <w:sz w:val="36"/>
+          <w:szCs w:val="36"/>
+          <w:lang w:val="en-US" w:eastAsia="zh-CN"/>
+        </w:rPr>
+        <w:t>加深网络至6层卷积（无残差）</w:t>
+      </w:r>
+    </w:p>
+    <w:p>
+      <w:pPr>
+        <w:numPr>
+          <w:ilvl w:val="0"/>
+          <w:numId w:val="0"/>
+        </w:numPr>
+        <w:rPr>
+          <w:rFonts w:hint="default"/>
+          <w:sz w:val="36"/>
+          <w:szCs w:val="36"/>
+          <w:lang w:val="en-US" w:eastAsia="zh-CN"/>
+        </w:rPr>
+      </w:pPr>
+      <w:r>
+        <w:rPr>
+          <w:rFonts w:hint="default"/>
+          <w:sz w:val="36"/>
+          <w:szCs w:val="36"/>
+          <w:lang w:val="en-US" w:eastAsia="zh-CN"/>
+        </w:rPr>
+        <w:t>训练 Loss 下降缓慢，测试准确率仅 6</w:t>
+      </w:r>
+      <w:r>
+        <w:rPr>
+          <w:rFonts w:hint="eastAsia"/>
+          <w:sz w:val="36"/>
+          <w:szCs w:val="36"/>
+          <w:lang w:val="en-US" w:eastAsia="zh-CN"/>
+        </w:rPr>
+        <w:t>6</w:t>
+      </w:r>
+      <w:r>
+        <w:rPr>
+          <w:rFonts w:hint="default"/>
+          <w:sz w:val="36"/>
+          <w:szCs w:val="36"/>
+          <w:lang w:val="en-US" w:eastAsia="zh-CN"/>
+        </w:rPr>
+        <w:t>%</w:t>
+      </w:r>
+    </w:p>
+    <w:p>
+      <w:pPr>
+        <w:numPr>
+          <w:ilvl w:val="0"/>
+          <w:numId w:val="0"/>
+        </w:numPr>
+        <w:rPr>
+          <w:rFonts w:hint="default"/>
+          <w:sz w:val="36"/>
+          <w:szCs w:val="36"/>
+          <w:lang w:val="en-US" w:eastAsia="zh-CN"/>
+        </w:rPr>
+      </w:pPr>
+      <w:r>
+        <w:rPr>
+          <w:rFonts w:hint="default"/>
+          <w:sz w:val="36"/>
+          <w:szCs w:val="36"/>
+          <w:lang w:val="en-US" w:eastAsia="zh-CN"/>
+        </w:rPr>
+        <w:t>梯度消失导致深层难以优化，残差连接是必要改进。</w:t>
+      </w:r>
+    </w:p>
+    <w:p>
+      <w:pPr>
+        <w:numPr>
+          <w:ilvl w:val="0"/>
+          <w:numId w:val="0"/>
+        </w:numPr>
+        <w:rPr>
+          <w:rFonts w:hint="default"/>
+          <w:sz w:val="36"/>
+          <w:szCs w:val="36"/>
+          <w:lang w:val="en-US" w:eastAsia="zh-CN"/>
+        </w:rPr>
+      </w:pPr>
+      <w:r>
+        <w:rPr>
+          <w:rFonts w:hint="default"/>
+          <w:sz w:val="36"/>
+          <w:szCs w:val="36"/>
+          <w:lang w:val="en-US" w:eastAsia="zh-CN"/>
+        </w:rPr>
+        <w:drawing>
+          <wp:inline distT="0" distB="0" distL="114300" distR="114300">
+            <wp:extent cx="5264785" cy="3566160"/>
+            <wp:effectExtent l="0" t="0" r="0" b="0"/>
+            <wp:docPr id="6" name="图片 6" descr="7c0b9498b80e366c4f84c9fc2853af6d"/>
+            <wp:cNvGraphicFramePr>
+              <a:graphicFrameLocks xmlns:a="http://schemas.openxmlformats.org/drawingml/2006/main" noChangeAspect="1"/>
+            </wp:cNvGraphicFramePr>
+            <a:graphic xmlns:a="http://schemas.openxmlformats.org/drawingml/2006/main">
+              <a:graphicData uri="http://schemas.openxmlformats.org/drawingml/2006/picture">
+                <pic:pic xmlns:pic="http://schemas.openxmlformats.org/drawingml/2006/picture">
+                  <pic:nvPicPr>
+                    <pic:cNvPr id="6" name="图片 6" descr="7c0b9498b80e366c4f84c9fc2853af6d"/>
+                    <pic:cNvPicPr>
+                      <a:picLocks noChangeAspect="1"/>
+                    </pic:cNvPicPr>
+                  </pic:nvPicPr>
+                  <pic:blipFill>
+                    <a:blip r:embed="rId9"/>
+                    <a:srcRect t="9653"/>
+                    <a:stretch>
+                      <a:fillRect/>
+                    </a:stretch>
+                  </pic:blipFill>
+                  <pic:spPr>
+                    <a:xfrm>
+                      <a:off x="0" y="0"/>
+                      <a:ext cx="5264785" cy="3566160"/>
+                    </a:xfrm>
+                    <a:prstGeom prst="rect">
+                      <a:avLst/>
+                    </a:prstGeom>
+                  </pic:spPr>
+                </pic:pic>
+              </a:graphicData>
+            </a:graphic>
+          </wp:inline>
+        </w:drawing>
+      </w:r>
+    </w:p>
+    <w:p>
+      <w:pPr>
+        <w:numPr>
+          <w:ilvl w:val="0"/>
+          <w:numId w:val="0"/>
+        </w:numPr>
+        <w:rPr>
+          <w:rFonts w:hint="default"/>
+          <w:sz w:val="36"/>
+          <w:szCs w:val="36"/>
+          <w:lang w:val="en-US" w:eastAsia="zh-CN"/>
+        </w:rPr>
+      </w:pPr>
+    </w:p>
+    <w:p>
+      <w:pPr>
+        <w:numPr>
+          <w:ilvl w:val="0"/>
+          <w:numId w:val="0"/>
+        </w:numPr>
+        <w:rPr>
+          <w:rFonts w:hint="default"/>
+          <w:sz w:val="36"/>
+          <w:szCs w:val="36"/>
+          <w:lang w:val="en-US" w:eastAsia="zh-CN"/>
+        </w:rPr>
+      </w:pPr>
+      <w:r>
+        <w:rPr>
+          <w:rFonts w:hint="default"/>
+          <w:sz w:val="36"/>
+          <w:szCs w:val="36"/>
+          <w:lang w:val="en-US" w:eastAsia="zh-CN"/>
+        </w:rPr>
+        <w:t>学习率设为 0.01（无预热）</w:t>
+      </w:r>
+    </w:p>
+    <w:p>
+      <w:pPr>
+        <w:numPr>
+          <w:ilvl w:val="0"/>
+          <w:numId w:val="0"/>
+        </w:numPr>
+        <w:rPr>
+          <w:rFonts w:hint="default"/>
+          <w:sz w:val="36"/>
+          <w:szCs w:val="36"/>
+          <w:lang w:val="en-US" w:eastAsia="zh-CN"/>
+        </w:rPr>
+      </w:pPr>
+      <w:r>
+        <w:rPr>
+          <w:rFonts w:hint="default"/>
+          <w:sz w:val="36"/>
+          <w:szCs w:val="36"/>
+          <w:lang w:val="en-US" w:eastAsia="zh-CN"/>
+        </w:rPr>
+        <w:t>Loss 剧烈震荡，最终准确率 56%</w:t>
+      </w:r>
+    </w:p>
+    <w:p>
+      <w:pPr>
+        <w:numPr>
+          <w:ilvl w:val="0"/>
+          <w:numId w:val="0"/>
+        </w:numPr>
+        <w:rPr>
+          <w:rFonts w:hint="default"/>
+          <w:sz w:val="36"/>
+          <w:szCs w:val="36"/>
+          <w:lang w:val="en-US" w:eastAsia="zh-CN"/>
+        </w:rPr>
+      </w:pPr>
+      <w:r>
+        <w:rPr>
+          <w:rFonts w:hint="default"/>
+          <w:sz w:val="36"/>
+          <w:szCs w:val="36"/>
+          <w:lang w:val="en-US" w:eastAsia="zh-CN"/>
+        </w:rPr>
+        <w:t>学习率过大，参数更新步长超出最优区域，导致不收敛。</w:t>
+      </w:r>
+    </w:p>
+    <w:p>
+      <w:pPr>
+        <w:numPr>
+          <w:ilvl w:val="0"/>
+          <w:numId w:val="0"/>
+        </w:numPr>
+        <w:rPr>
+          <w:rFonts w:hint="default"/>
+          <w:sz w:val="36"/>
+          <w:szCs w:val="36"/>
+          <w:lang w:val="en-US" w:eastAsia="zh-CN"/>
+        </w:rPr>
+      </w:pPr>
+      <w:r>
+        <w:rPr>
+          <w:rFonts w:hint="default"/>
+          <w:sz w:val="36"/>
+          <w:szCs w:val="36"/>
+          <w:lang w:val="en-US" w:eastAsia="zh-CN"/>
+        </w:rPr>
+        <w:drawing>
+          <wp:inline distT="0" distB="0" distL="114300" distR="114300">
+            <wp:extent cx="5264785" cy="3947160"/>
+            <wp:effectExtent l="0" t="0" r="5715" b="2540"/>
+            <wp:docPr id="7" name="图片 7" descr="7c0b9498b80e366c4f84c9fc2853af6d"/>
+            <wp:cNvGraphicFramePr>
+              <a:graphicFrameLocks xmlns:a="http://schemas.openxmlformats.org/drawingml/2006/main" noChangeAspect="1"/>
+            </wp:cNvGraphicFramePr>
+            <a:graphic xmlns:a="http://schemas.openxmlformats.org/drawingml/2006/main">
+              <a:graphicData uri="http://schemas.openxmlformats.org/drawingml/2006/picture">
+                <pic:pic xmlns:pic="http://schemas.openxmlformats.org/drawingml/2006/picture">
+                  <pic:nvPicPr>
+                    <pic:cNvPr id="7" name="图片 7" descr="7c0b9498b80e366c4f84c9fc2853af6d"/>
+                    <pic:cNvPicPr>
+                      <a:picLocks noChangeAspect="1"/>
+                    </pic:cNvPicPr>
+                  </pic:nvPicPr>
+                  <pic:blipFill>
+                    <a:blip r:embed="rId9"/>
+                    <a:stretch>
+                      <a:fillRect/>
+                    </a:stretch>
+                  </pic:blipFill>
+                  <pic:spPr>
+                    <a:xfrm>
+                      <a:off x="0" y="0"/>
+                      <a:ext cx="5264785" cy="3947160"/>
+                    </a:xfrm>
+                    <a:prstGeom prst="rect">
+                      <a:avLst/>
+                    </a:prstGeom>
+                  </pic:spPr>
+                </pic:pic>
+              </a:graphicData>
+            </a:graphic>
+          </wp:inline>
+        </w:drawing>
+      </w:r>
+    </w:p>
+    <w:p>
+      <w:pPr>
+        <w:numPr>
+          <w:ilvl w:val="0"/>
+          <w:numId w:val="0"/>
+        </w:numPr>
+        <w:rPr>
+          <w:rFonts w:hint="default"/>
+          <w:sz w:val="36"/>
+          <w:szCs w:val="36"/>
+          <w:lang w:val="en-US" w:eastAsia="zh-CN"/>
+        </w:rPr>
+      </w:pPr>
+    </w:p>
+    <w:p>
+      <w:pPr>
+        <w:numPr>
+          <w:ilvl w:val="0"/>
+          <w:numId w:val="0"/>
+        </w:numPr>
+        <w:rPr>
+          <w:rFonts w:hint="default"/>
+          <w:sz w:val="36"/>
+          <w:szCs w:val="36"/>
+          <w:lang w:val="en-US" w:eastAsia="zh-CN"/>
+        </w:rPr>
+      </w:pPr>
+      <w:r>
+        <w:rPr>
+          <w:rFonts w:hint="default"/>
+          <w:sz w:val="36"/>
+          <w:szCs w:val="36"/>
+          <w:lang w:val="en-US" w:eastAsia="zh-CN"/>
+        </w:rPr>
+        <w:t>使用 Mixup 但未修改损失函数</w:t>
+      </w:r>
+      <w:r>
+        <w:rPr>
+          <w:rFonts w:hint="default"/>
+          <w:sz w:val="36"/>
+          <w:szCs w:val="36"/>
+          <w:lang w:val="en-US" w:eastAsia="zh-CN"/>
+        </w:rPr>
+        <w:tab/>
+      </w:r>
+      <w:r>
+        <w:rPr>
+          <w:rFonts w:hint="default"/>
+          <w:sz w:val="36"/>
+          <w:szCs w:val="36"/>
+          <w:lang w:val="en-US" w:eastAsia="zh-CN"/>
+        </w:rPr>
+        <w:t>训练不收敛，Loss 居高不下</w:t>
+      </w:r>
+      <w:r>
+        <w:rPr>
+          <w:rFonts w:hint="default"/>
+          <w:sz w:val="36"/>
+          <w:szCs w:val="36"/>
+          <w:lang w:val="en-US" w:eastAsia="zh-CN"/>
+        </w:rPr>
+        <w:tab/>
+      </w:r>
+      <w:r>
+        <w:rPr>
+          <w:rFonts w:hint="default"/>
+          <w:sz w:val="36"/>
+          <w:szCs w:val="36"/>
+          <w:lang w:val="en-US" w:eastAsia="zh-CN"/>
+        </w:rPr>
+        <w:t>混合样本的标签需线性插值，原损失函数无法匹配，训练目标错误。</w:t>
+      </w:r>
+    </w:p>
+    <w:p>
+      <w:pPr>
+        <w:numPr>
+          <w:ilvl w:val="0"/>
+          <w:numId w:val="0"/>
+        </w:numPr>
+        <w:rPr>
+          <w:rFonts w:hint="default"/>
+          <w:sz w:val="36"/>
+          <w:szCs w:val="36"/>
+          <w:lang w:val="en-US" w:eastAsia="zh-CN"/>
+        </w:rPr>
+      </w:pPr>
+      <w:r>
+        <w:rPr>
+          <w:rFonts w:hint="default"/>
+          <w:sz w:val="36"/>
+          <w:szCs w:val="36"/>
+          <w:lang w:val="en-US" w:eastAsia="zh-CN"/>
+        </w:rPr>
+        <w:drawing>
+          <wp:inline distT="0" distB="0" distL="114300" distR="114300">
+            <wp:extent cx="4799330" cy="2898140"/>
+            <wp:effectExtent l="0" t="0" r="1270" b="10160"/>
+            <wp:docPr id="8" name="图片 8" descr="720148eeb9c8837b75e50f328c98f1ea"/>
+            <wp:cNvGraphicFramePr>
+              <a:graphicFrameLocks xmlns:a="http://schemas.openxmlformats.org/drawingml/2006/main" noChangeAspect="1"/>
+            </wp:cNvGraphicFramePr>
+            <a:graphic xmlns:a="http://schemas.openxmlformats.org/drawingml/2006/main">
+              <a:graphicData uri="http://schemas.openxmlformats.org/drawingml/2006/picture">
+                <pic:pic xmlns:pic="http://schemas.openxmlformats.org/drawingml/2006/picture">
+                  <pic:nvPicPr>
+                    <pic:cNvPr id="8" name="图片 8" descr="720148eeb9c8837b75e50f328c98f1ea"/>
+                    <pic:cNvPicPr>
+                      <a:picLocks noChangeAspect="1"/>
+                    </pic:cNvPicPr>
+                  </pic:nvPicPr>
+                  <pic:blipFill>
+                    <a:blip r:embed="rId10"/>
+                    <a:srcRect t="19450"/>
+                    <a:stretch>
+                      <a:fillRect/>
+                    </a:stretch>
+                  </pic:blipFill>
+                  <pic:spPr>
+                    <a:xfrm>
+                      <a:off x="0" y="0"/>
+                      <a:ext cx="4799330" cy="2898140"/>
+                    </a:xfrm>
+                    <a:prstGeom prst="rect">
+                      <a:avLst/>
+                    </a:prstGeom>
+                  </pic:spPr>
+                </pic:pic>
+              </a:graphicData>
+            </a:graphic>
+          </wp:inline>
+        </w:drawing>
+      </w:r>
+    </w:p>
+    <w:p>
+      <w:pPr>
+        <w:numPr>
+          <w:ilvl w:val="0"/>
+          <w:numId w:val="0"/>
+        </w:numPr>
+        <w:rPr>
+          <w:rFonts w:hint="eastAsia"/>
+          <w:sz w:val="36"/>
+          <w:szCs w:val="36"/>
+          <w:lang w:val="en-US" w:eastAsia="zh-CN"/>
+        </w:rPr>
+      </w:pPr>
+    </w:p>
+    <w:p>
+      <w:pPr>
+        <w:numPr>
+          <w:ilvl w:val="0"/>
+          <w:numId w:val="0"/>
+        </w:numPr>
+        <w:rPr>
+          <w:rFonts w:hint="eastAsia"/>
+          <w:sz w:val="36"/>
+          <w:szCs w:val="36"/>
+          <w:lang w:val="en-US" w:eastAsia="zh-CN"/>
+        </w:rPr>
+      </w:pPr>
+      <w:r>
+        <w:rPr>
+          <w:rFonts w:hint="eastAsia"/>
+          <w:sz w:val="36"/>
+          <w:szCs w:val="36"/>
+          <w:lang w:val="en-US" w:eastAsia="zh-CN"/>
+        </w:rPr>
+        <w:t>Sum up</w:t>
+      </w:r>
+    </w:p>
+    <w:p>
+      <w:pPr>
+        <w:numPr>
+          <w:ilvl w:val="0"/>
+          <w:numId w:val="0"/>
+        </w:numPr>
+        <w:rPr>
+          <w:rFonts w:hint="default"/>
+          <w:sz w:val="36"/>
+          <w:szCs w:val="36"/>
+          <w:lang w:val="en-US" w:eastAsia="zh-CN"/>
+        </w:rPr>
+      </w:pPr>
+      <w:r>
+        <w:rPr>
+          <w:rFonts w:hint="default"/>
+          <w:sz w:val="36"/>
+          <w:szCs w:val="36"/>
+          <w:lang w:val="en-US" w:eastAsia="zh-CN"/>
+        </w:rPr>
+        <w:t>这些失败尝试验证了所选改进的有效性，也加深了对各技巧适用条件的理解。通过对比实验，最终确定了上述优化组合，使测试准确率提升至 76%+（具体数值见训练日志），同时参数量和 FLOPs 保持在合理范围</w:t>
+      </w:r>
+    </w:p>
+    <w:p>
+      <w:pPr>
+        <w:numPr>
+          <w:ilvl w:val="0"/>
+          <w:numId w:val="0"/>
+        </w:numPr>
+        <w:rPr>
+          <w:rFonts w:hint="default"/>
+          <w:sz w:val="36"/>
+          <w:szCs w:val="36"/>
+          <w:lang w:val="en-US" w:eastAsia="zh-CN"/>
+        </w:rPr>
+      </w:pPr>
+    </w:p>
+    <w:p>
+      <w:pPr>
+        <w:numPr>
+          <w:ilvl w:val="0"/>
+          <w:numId w:val="0"/>
+        </w:numPr>
+        <w:rPr>
+          <w:rFonts w:hint="default"/>
+          <w:sz w:val="36"/>
+          <w:szCs w:val="36"/>
+          <w:lang w:val="en-US" w:eastAsia="zh-CN"/>
+        </w:rPr>
+      </w:pPr>
+      <w:r>
+        <w:rPr>
+          <w:rFonts w:hint="eastAsia"/>
+          <w:sz w:val="36"/>
+          <w:szCs w:val="36"/>
+          <w:lang w:val="en-US" w:eastAsia="zh-CN"/>
+        </w:rPr>
+        <w:t>Task5</w:t>
+      </w:r>
+      <w:bookmarkStart w:id="0" w:name="_GoBack"/>
       <w:bookmarkEnd w:id="0"/>
     </w:p>
     <w:p>
       <w:pPr>
         <w:numPr>
-          <w:numId w:val="0"/>
-        </w:numPr>
-      </w:pPr>
-    </w:p>
-    <w:p>
-      <w:pPr>
-        <w:numPr>
-          <w:ilvl w:val="0"/>
-          <w:numId w:val="0"/>
-        </w:numPr>
-        <w:rPr>
-          <w:rFonts w:hint="eastAsia"/>
-          <w:sz w:val="36"/>
-          <w:szCs w:val="36"/>
-          <w:lang w:val="en-US" w:eastAsia="zh-CN"/>
-        </w:rPr>
-      </w:pPr>
-      <w:r>
-        <w:rPr>
-          <w:rFonts w:hint="eastAsia"/>
-          <w:sz w:val="36"/>
-          <w:szCs w:val="36"/>
-          <w:lang w:val="en-US" w:eastAsia="zh-CN"/>
-        </w:rPr>
-        <w:t>Task4</w:t>
-      </w:r>
-    </w:p>
-    <w:p>
-      <w:pPr>
-        <w:numPr>
-          <w:ilvl w:val="0"/>
-          <w:numId w:val="0"/>
-        </w:numPr>
-        <w:rPr>
-          <w:rFonts w:hint="eastAsia"/>
-          <w:sz w:val="36"/>
-          <w:szCs w:val="36"/>
-          <w:lang w:val="en-US" w:eastAsia="zh-CN"/>
-        </w:rPr>
-      </w:pPr>
-      <w:r>
-        <w:rPr>
-          <w:rFonts w:hint="eastAsia"/>
-          <w:sz w:val="36"/>
-          <w:szCs w:val="36"/>
-          <w:lang w:val="en-US" w:eastAsia="zh-CN"/>
-        </w:rPr>
-        <w:t>创新点（相比任务三的改动）</w:t>
-      </w:r>
-    </w:p>
-    <w:p>
-      <w:pPr>
-        <w:numPr>
-          <w:ilvl w:val="0"/>
-          <w:numId w:val="0"/>
-        </w:numPr>
-        <w:rPr>
-          <w:rFonts w:hint="eastAsia"/>
-          <w:sz w:val="36"/>
-          <w:szCs w:val="36"/>
-          <w:lang w:val="en-US" w:eastAsia="zh-CN"/>
-        </w:rPr>
-      </w:pPr>
-      <w:r>
-        <w:rPr>
-          <w:rFonts w:hint="eastAsia"/>
-          <w:sz w:val="36"/>
-          <w:szCs w:val="36"/>
-          <w:lang w:val="en-US" w:eastAsia="zh-CN"/>
-        </w:rPr>
-        <w:t>在任务三的基础模型（简单CNN）上，我进行了以下关键改进：</w:t>
-      </w:r>
-    </w:p>
-    <w:p>
-      <w:pPr>
-        <w:numPr>
-          <w:ilvl w:val="0"/>
-          <w:numId w:val="0"/>
-        </w:numPr>
-        <w:rPr>
-          <w:rFonts w:hint="eastAsia"/>
-          <w:sz w:val="36"/>
-          <w:szCs w:val="36"/>
-          <w:lang w:val="en-US" w:eastAsia="zh-CN"/>
-        </w:rPr>
-      </w:pPr>
-      <w:r>
-        <w:rPr>
-          <w:rFonts w:hint="eastAsia"/>
-          <w:sz w:val="36"/>
-          <w:szCs w:val="36"/>
-          <w:lang w:val="en-US" w:eastAsia="zh-CN"/>
-        </w:rPr>
-        <w:t>• 模型结构：将基础卷积块替换为残差块（ResidualBlock），构建了含3个阶段的残差网络（ImprovedCNN），每层通道数分别为32、64、128，并引入全局平均池化。</w:t>
-      </w:r>
-    </w:p>
-    <w:p>
-      <w:pPr>
-        <w:numPr>
-          <w:ilvl w:val="0"/>
-          <w:numId w:val="0"/>
-        </w:numPr>
-        <w:rPr>
-          <w:rFonts w:hint="eastAsia"/>
-          <w:sz w:val="36"/>
-          <w:szCs w:val="36"/>
-          <w:lang w:val="en-US" w:eastAsia="zh-CN"/>
-        </w:rPr>
-      </w:pPr>
-      <w:r>
-        <w:rPr>
-          <w:rFonts w:hint="eastAsia"/>
-          <w:sz w:val="36"/>
-          <w:szCs w:val="36"/>
-          <w:lang w:val="en-US" w:eastAsia="zh-CN"/>
-        </w:rPr>
-        <w:t>• 数据增强：除了原有的随机水平翻转和随机裁剪，增加了Mixup数据混合增强（alpha=1.0），并在损失函数中对应使用mixup_criterion。</w:t>
-      </w:r>
-    </w:p>
-    <w:p>
-      <w:pPr>
-        <w:numPr>
-          <w:ilvl w:val="0"/>
-          <w:numId w:val="0"/>
-        </w:numPr>
-        <w:rPr>
-          <w:rFonts w:hint="eastAsia"/>
-          <w:sz w:val="36"/>
-          <w:szCs w:val="36"/>
-          <w:lang w:val="en-US" w:eastAsia="zh-CN"/>
-        </w:rPr>
-      </w:pPr>
-      <w:r>
-        <w:rPr>
-          <w:rFonts w:hint="eastAsia"/>
-          <w:sz w:val="36"/>
-          <w:szCs w:val="36"/>
-          <w:lang w:val="en-US" w:eastAsia="zh-CN"/>
-        </w:rPr>
-        <w:t>• 学习率策略：采用学习率预热（Warmup）结合余弦退火调度。前5个epoch线性增长至初始学习率0.001，之后余弦衰减到0。</w:t>
-      </w:r>
-    </w:p>
-    <w:p>
-      <w:pPr>
-        <w:numPr>
-          <w:ilvl w:val="0"/>
-          <w:numId w:val="0"/>
-        </w:numPr>
-        <w:rPr>
-          <w:rFonts w:hint="eastAsia"/>
-          <w:sz w:val="36"/>
-          <w:szCs w:val="36"/>
-          <w:lang w:val="en-US" w:eastAsia="zh-CN"/>
-        </w:rPr>
-      </w:pPr>
-      <w:r>
-        <w:rPr>
-          <w:rFonts w:hint="eastAsia"/>
-          <w:sz w:val="36"/>
-          <w:szCs w:val="36"/>
-          <w:lang w:val="en-US" w:eastAsia="zh-CN"/>
-        </w:rPr>
-        <w:t>• 正则化：添加Dropout层（0.3）和权重衰减（5e-4）。</w:t>
-      </w:r>
-    </w:p>
-    <w:p>
-      <w:pPr>
-        <w:numPr>
-          <w:ilvl w:val="0"/>
-          <w:numId w:val="0"/>
-        </w:numPr>
-        <w:rPr>
-          <w:rFonts w:hint="eastAsia"/>
-          <w:sz w:val="36"/>
-          <w:szCs w:val="36"/>
-          <w:lang w:val="en-US" w:eastAsia="zh-CN"/>
-        </w:rPr>
-      </w:pPr>
-      <w:r>
-        <w:rPr>
-          <w:rFonts w:hint="eastAsia"/>
-          <w:sz w:val="36"/>
-          <w:szCs w:val="36"/>
-          <w:lang w:val="en-US" w:eastAsia="zh-CN"/>
-        </w:rPr>
-        <w:t>• 复杂度评估：使用thop库计算了模型的参数量（Params）和计算量（FLOPs），量化了轻量化程度。</w:t>
-      </w:r>
-    </w:p>
-    <w:p>
-      <w:pPr>
-        <w:numPr>
-          <w:ilvl w:val="0"/>
-          <w:numId w:val="0"/>
-        </w:numPr>
-        <w:rPr>
-          <w:rFonts w:hint="eastAsia"/>
-          <w:sz w:val="36"/>
-          <w:szCs w:val="36"/>
-          <w:lang w:val="en-US" w:eastAsia="zh-CN"/>
-        </w:rPr>
-      </w:pPr>
-    </w:p>
-    <w:p>
-      <w:pPr>
-        <w:numPr>
-          <w:ilvl w:val="0"/>
-          <w:numId w:val="0"/>
-        </w:numPr>
-        <w:rPr>
-          <w:rFonts w:hint="eastAsia"/>
-          <w:sz w:val="36"/>
-          <w:szCs w:val="36"/>
-          <w:lang w:val="en-US" w:eastAsia="zh-CN"/>
-        </w:rPr>
-      </w:pPr>
-      <w:r>
-        <w:rPr>
-          <w:rFonts w:hint="eastAsia"/>
-          <w:sz w:val="36"/>
-          <w:szCs w:val="36"/>
-          <w:lang w:val="en-US" w:eastAsia="zh-CN"/>
-        </w:rPr>
-        <w:t>原理（改动背后的数学/工程原理）</w:t>
-      </w:r>
-    </w:p>
-    <w:p>
-      <w:pPr>
-        <w:numPr>
-          <w:ilvl w:val="0"/>
-          <w:numId w:val="0"/>
-        </w:numPr>
-        <w:rPr>
-          <w:rFonts w:hint="eastAsia"/>
-          <w:sz w:val="36"/>
-          <w:szCs w:val="36"/>
-          <w:lang w:val="en-US" w:eastAsia="zh-CN"/>
-        </w:rPr>
-      </w:pPr>
-      <w:r>
-        <w:rPr>
-          <w:rFonts w:hint="eastAsia"/>
-          <w:sz w:val="36"/>
-          <w:szCs w:val="36"/>
-          <w:lang w:val="en-US" w:eastAsia="zh-CN"/>
-        </w:rPr>
-        <w:t>• 残差连接：解决深层网络梯度消失问题。通过恒等映射（identity mapping），让网络学习残差F(x)=H(x)-x，当最优映射接近恒等时，残差易于学习。数学上，反向传播时梯度可绕过卷积层直接传播，缓解梯度弥散。</w:t>
-      </w:r>
-    </w:p>
-    <w:p>
-      <w:pPr>
-        <w:numPr>
-          <w:ilvl w:val="0"/>
-          <w:numId w:val="0"/>
-        </w:numPr>
-        <w:rPr>
-          <w:rFonts w:hint="eastAsia"/>
-          <w:sz w:val="36"/>
-          <w:szCs w:val="36"/>
-          <w:lang w:val="en-US" w:eastAsia="zh-CN"/>
-        </w:rPr>
-      </w:pPr>
-      <w:r>
-        <w:rPr>
-          <w:rFonts w:hint="eastAsia"/>
-          <w:sz w:val="36"/>
-          <w:szCs w:val="36"/>
-          <w:lang w:val="en-US" w:eastAsia="zh-CN"/>
-        </w:rPr>
-        <w:t>• Mixup：基于邻域风险最小化原则，生成虚拟训练样本：(x̃, ỹ) = (λx_i + (1-λ)x_j, λy_i + (1-λ)y_j)，其中λ~Beta(α,α)。这迫使模型在样本间线性插值处具有线性预测，增强泛化，对对抗扰动更鲁棒。</w:t>
-      </w:r>
-    </w:p>
-    <w:p>
-      <w:pPr>
-        <w:numPr>
-          <w:ilvl w:val="0"/>
-          <w:numId w:val="0"/>
-        </w:numPr>
-        <w:rPr>
-          <w:rFonts w:hint="eastAsia"/>
-          <w:sz w:val="36"/>
-          <w:szCs w:val="36"/>
-          <w:lang w:val="en-US" w:eastAsia="zh-CN"/>
-        </w:rPr>
-      </w:pPr>
-      <w:r>
-        <w:rPr>
-          <w:rFonts w:hint="eastAsia"/>
-          <w:sz w:val="36"/>
-          <w:szCs w:val="36"/>
-          <w:lang w:val="en-US" w:eastAsia="zh-CN"/>
-        </w:rPr>
-        <w:t>• 学习率预热：初始阶段模型参数随机，梯度噪声大，直接大学习率容易震荡。预热阶段以小学习率稳定参数，使后续调度更有效。余弦退火模拟了循环学习率的思想，在训练后期通过较小学习率精细搜索极小值。</w:t>
-      </w:r>
-    </w:p>
-    <w:p>
-      <w:pPr>
-        <w:numPr>
-          <w:ilvl w:val="0"/>
-          <w:numId w:val="0"/>
-        </w:numPr>
-        <w:rPr>
-          <w:rFonts w:hint="eastAsia"/>
-          <w:sz w:val="36"/>
-          <w:szCs w:val="36"/>
-          <w:lang w:val="en-US" w:eastAsia="zh-CN"/>
-        </w:rPr>
-      </w:pPr>
-      <w:r>
-        <w:rPr>
-          <w:rFonts w:hint="eastAsia"/>
-          <w:sz w:val="36"/>
-          <w:szCs w:val="36"/>
-          <w:lang w:val="en-US" w:eastAsia="zh-CN"/>
-        </w:rPr>
-        <w:t>• Dropout与权重衰减：Dropout通过随机丢弃神经元，相当于训练多个子网络的集成；权重衰减在损失中加入L2惩罚，限制参数范围，防止过拟合。</w:t>
-      </w:r>
-    </w:p>
-    <w:p>
-      <w:pPr>
-        <w:numPr>
-          <w:ilvl w:val="0"/>
-          <w:numId w:val="0"/>
-        </w:numPr>
-        <w:rPr>
-          <w:rFonts w:hint="eastAsia"/>
-          <w:sz w:val="36"/>
-          <w:szCs w:val="36"/>
-          <w:lang w:val="en-US" w:eastAsia="zh-CN"/>
-        </w:rPr>
-      </w:pPr>
-      <w:r>
-        <w:rPr>
-          <w:rFonts w:hint="eastAsia"/>
-          <w:sz w:val="36"/>
-          <w:szCs w:val="36"/>
-          <w:lang w:val="en-US" w:eastAsia="zh-CN"/>
-        </w:rPr>
-        <w:t>• 参数量与FLOPs计算：衡量模型复杂度，确保在提升性能的同时不引入过多计算负担，便于实际部署。</w:t>
-      </w:r>
+          <w:ilvl w:val="0"/>
+          <w:numId w:val="0"/>
+        </w:numPr>
+        <w:rPr>
+          <w:rFonts w:hint="default"/>
+          <w:sz w:val="36"/>
+          <w:szCs w:val="36"/>
+          <w:lang w:val="en-US" w:eastAsia="zh-CN"/>
+        </w:rPr>
+      </w:pPr>
+    </w:p>
+    <w:p>
+      <w:pPr>
+        <w:numPr>
+          <w:ilvl w:val="0"/>
+          <w:numId w:val="0"/>
+        </w:numPr>
+        <w:rPr>
+          <w:rFonts w:hint="default"/>
+          <w:sz w:val="36"/>
+          <w:szCs w:val="36"/>
+          <w:lang w:val="en-US" w:eastAsia="zh-CN"/>
+        </w:rPr>
+      </w:pPr>
+    </w:p>
+    <w:p>
+      <w:pPr>
+        <w:numPr>
+          <w:ilvl w:val="0"/>
+          <w:numId w:val="0"/>
+        </w:numPr>
+        <w:rPr>
+          <w:rFonts w:hint="default"/>
+          <w:sz w:val="36"/>
+          <w:szCs w:val="36"/>
+          <w:lang w:val="en-US" w:eastAsia="zh-CN"/>
+        </w:rPr>
+      </w:pPr>
     </w:p>
     <w:p>
       <w:pPr>

--- a/说明文档.docx
+++ b/说明文档.docx
@@ -3273,64 +3273,1875 @@
         </w:rPr>
         <w:t>Task5</w:t>
       </w:r>
+    </w:p>
+    <w:p>
+      <w:pPr>
+        <w:numPr>
+          <w:ilvl w:val="0"/>
+          <w:numId w:val="0"/>
+        </w:numPr>
+        <w:rPr>
+          <w:rFonts w:hint="default"/>
+          <w:sz w:val="36"/>
+          <w:szCs w:val="36"/>
+          <w:lang w:val="en-US" w:eastAsia="zh-CN"/>
+        </w:rPr>
+      </w:pPr>
+      <w:r>
+        <w:rPr>
+          <w:rFonts w:hint="eastAsia"/>
+          <w:sz w:val="36"/>
+          <w:szCs w:val="36"/>
+          <w:lang w:val="en-US" w:eastAsia="zh-CN"/>
+        </w:rPr>
+        <w:t>可视化：</w:t>
+      </w:r>
+    </w:p>
+    <w:p>
+      <w:pPr>
+        <w:numPr>
+          <w:ilvl w:val="0"/>
+          <w:numId w:val="0"/>
+        </w:numPr>
+        <w:rPr>
+          <w:rFonts w:hint="default"/>
+          <w:sz w:val="36"/>
+          <w:szCs w:val="36"/>
+          <w:lang w:val="en-US" w:eastAsia="zh-CN"/>
+        </w:rPr>
+      </w:pPr>
+    </w:p>
+    <w:p>
+      <w:pPr>
+        <w:numPr>
+          <w:ilvl w:val="0"/>
+          <w:numId w:val="0"/>
+        </w:numPr>
+      </w:pPr>
+      <w:r>
+        <w:drawing>
+          <wp:inline distT="0" distB="0" distL="114300" distR="114300">
+            <wp:extent cx="5713730" cy="2856865"/>
+            <wp:effectExtent l="0" t="0" r="1270" b="635"/>
+            <wp:docPr id="9" name="图片 1"/>
+            <wp:cNvGraphicFramePr>
+              <a:graphicFrameLocks xmlns:a="http://schemas.openxmlformats.org/drawingml/2006/main" noChangeAspect="1"/>
+            </wp:cNvGraphicFramePr>
+            <a:graphic xmlns:a="http://schemas.openxmlformats.org/drawingml/2006/main">
+              <a:graphicData uri="http://schemas.openxmlformats.org/drawingml/2006/picture">
+                <pic:pic xmlns:pic="http://schemas.openxmlformats.org/drawingml/2006/picture">
+                  <pic:nvPicPr>
+                    <pic:cNvPr id="9" name="图片 1"/>
+                    <pic:cNvPicPr>
+                      <a:picLocks noChangeAspect="1"/>
+                    </pic:cNvPicPr>
+                  </pic:nvPicPr>
+                  <pic:blipFill>
+                    <a:blip r:embed="rId11"/>
+                    <a:stretch>
+                      <a:fillRect/>
+                    </a:stretch>
+                  </pic:blipFill>
+                  <pic:spPr>
+                    <a:xfrm>
+                      <a:off x="0" y="0"/>
+                      <a:ext cx="5713730" cy="2856865"/>
+                    </a:xfrm>
+                    <a:prstGeom prst="rect">
+                      <a:avLst/>
+                    </a:prstGeom>
+                    <a:noFill/>
+                    <a:ln>
+                      <a:noFill/>
+                    </a:ln>
+                  </pic:spPr>
+                </pic:pic>
+              </a:graphicData>
+            </a:graphic>
+          </wp:inline>
+        </w:drawing>
+      </w:r>
+    </w:p>
+    <w:p>
+      <w:pPr>
+        <w:numPr>
+          <w:ilvl w:val="0"/>
+          <w:numId w:val="0"/>
+        </w:numPr>
+        <w:rPr>
+          <w:rFonts w:hint="default" w:eastAsiaTheme="minorEastAsia"/>
+          <w:lang w:val="en-US" w:eastAsia="zh-CN"/>
+        </w:rPr>
+      </w:pPr>
+      <w:r>
+        <w:rPr>
+          <w:rFonts w:hint="eastAsia"/>
+          <w:lang w:val="en-US" w:eastAsia="zh-CN"/>
+        </w:rPr>
+        <w:t xml:space="preserve">   </w:t>
+      </w:r>
+    </w:p>
+    <w:p>
+      <w:pPr>
+        <w:numPr>
+          <w:ilvl w:val="0"/>
+          <w:numId w:val="0"/>
+        </w:numPr>
+      </w:pPr>
+      <w:r>
+        <w:drawing>
+          <wp:inline distT="0" distB="0" distL="114300" distR="114300">
+            <wp:extent cx="6290310" cy="3145155"/>
+            <wp:effectExtent l="0" t="0" r="8890" b="4445"/>
+            <wp:docPr id="10" name="图片 2"/>
+            <wp:cNvGraphicFramePr>
+              <a:graphicFrameLocks xmlns:a="http://schemas.openxmlformats.org/drawingml/2006/main" noChangeAspect="1"/>
+            </wp:cNvGraphicFramePr>
+            <a:graphic xmlns:a="http://schemas.openxmlformats.org/drawingml/2006/main">
+              <a:graphicData uri="http://schemas.openxmlformats.org/drawingml/2006/picture">
+                <pic:pic xmlns:pic="http://schemas.openxmlformats.org/drawingml/2006/picture">
+                  <pic:nvPicPr>
+                    <pic:cNvPr id="10" name="图片 2"/>
+                    <pic:cNvPicPr>
+                      <a:picLocks noChangeAspect="1"/>
+                    </pic:cNvPicPr>
+                  </pic:nvPicPr>
+                  <pic:blipFill>
+                    <a:blip r:embed="rId12"/>
+                    <a:stretch>
+                      <a:fillRect/>
+                    </a:stretch>
+                  </pic:blipFill>
+                  <pic:spPr>
+                    <a:xfrm>
+                      <a:off x="0" y="0"/>
+                      <a:ext cx="6290310" cy="3145155"/>
+                    </a:xfrm>
+                    <a:prstGeom prst="rect">
+                      <a:avLst/>
+                    </a:prstGeom>
+                    <a:noFill/>
+                    <a:ln>
+                      <a:noFill/>
+                    </a:ln>
+                  </pic:spPr>
+                </pic:pic>
+              </a:graphicData>
+            </a:graphic>
+          </wp:inline>
+        </w:drawing>
+      </w:r>
+    </w:p>
+    <w:p>
+      <w:pPr>
+        <w:numPr>
+          <w:ilvl w:val="0"/>
+          <w:numId w:val="0"/>
+        </w:numPr>
+        <w:rPr>
+          <w:rFonts w:hint="default"/>
+          <w:sz w:val="28"/>
+          <w:szCs w:val="28"/>
+          <w:lang w:val="en-US" w:eastAsia="zh-CN"/>
+        </w:rPr>
+      </w:pPr>
+      <w:r>
+        <w:rPr>
+          <w:rFonts w:hint="default"/>
+          <w:sz w:val="28"/>
+          <w:szCs w:val="28"/>
+          <w:lang w:val="en-US" w:eastAsia="zh-CN"/>
+        </w:rPr>
+        <w:t>四、思考题：分割任务的数据处理（Mask）与分类任务（Label）有何不同？难点及解决？</w:t>
+      </w:r>
+    </w:p>
+    <w:p>
+      <w:pPr>
+        <w:numPr>
+          <w:ilvl w:val="0"/>
+          <w:numId w:val="0"/>
+        </w:numPr>
+        <w:rPr>
+          <w:rFonts w:hint="default"/>
+          <w:sz w:val="28"/>
+          <w:szCs w:val="28"/>
+          <w:lang w:val="en-US" w:eastAsia="zh-CN"/>
+        </w:rPr>
+      </w:pPr>
+    </w:p>
+    <w:p>
+      <w:pPr>
+        <w:numPr>
+          <w:ilvl w:val="0"/>
+          <w:numId w:val="0"/>
+        </w:numPr>
+        <w:rPr>
+          <w:rFonts w:hint="default"/>
+          <w:sz w:val="28"/>
+          <w:szCs w:val="28"/>
+          <w:lang w:val="en-US" w:eastAsia="zh-CN"/>
+        </w:rPr>
+      </w:pPr>
+      <w:r>
+        <w:rPr>
+          <w:rFonts w:hint="default"/>
+          <w:sz w:val="28"/>
+          <w:szCs w:val="28"/>
+          <w:lang w:val="en-US" w:eastAsia="zh-CN"/>
+        </w:rPr>
+        <w:t>4.1 不同点</w:t>
+      </w:r>
+    </w:p>
+    <w:p>
+      <w:pPr>
+        <w:numPr>
+          <w:ilvl w:val="0"/>
+          <w:numId w:val="0"/>
+        </w:numPr>
+        <w:rPr>
+          <w:rFonts w:hint="default"/>
+          <w:sz w:val="28"/>
+          <w:szCs w:val="28"/>
+          <w:lang w:val="en-US" w:eastAsia="zh-CN"/>
+        </w:rPr>
+      </w:pPr>
+    </w:p>
+    <w:p>
+      <w:pPr>
+        <w:numPr>
+          <w:ilvl w:val="0"/>
+          <w:numId w:val="0"/>
+        </w:numPr>
+        <w:rPr>
+          <w:rFonts w:hint="default"/>
+          <w:sz w:val="28"/>
+          <w:szCs w:val="28"/>
+          <w:lang w:val="en-US" w:eastAsia="zh-CN"/>
+        </w:rPr>
+      </w:pPr>
+      <w:r>
+        <w:rPr>
+          <w:rFonts w:hint="default"/>
+          <w:sz w:val="28"/>
+          <w:szCs w:val="28"/>
+          <w:lang w:val="en-US" w:eastAsia="zh-CN"/>
+        </w:rPr>
+        <w:t>· 分类：标签是一个整数（或one-hot向量），代表类别。</w:t>
+      </w:r>
+    </w:p>
+    <w:p>
+      <w:pPr>
+        <w:numPr>
+          <w:ilvl w:val="0"/>
+          <w:numId w:val="0"/>
+        </w:numPr>
+        <w:rPr>
+          <w:rFonts w:hint="default"/>
+          <w:sz w:val="28"/>
+          <w:szCs w:val="28"/>
+          <w:lang w:val="en-US" w:eastAsia="zh-CN"/>
+        </w:rPr>
+      </w:pPr>
+      <w:r>
+        <w:rPr>
+          <w:rFonts w:hint="default"/>
+          <w:sz w:val="28"/>
+          <w:szCs w:val="28"/>
+          <w:lang w:val="en-US" w:eastAsia="zh-CN"/>
+        </w:rPr>
+        <w:t>· 分割：标签是掩码矩阵（每个实例一个二值矩阵），以及每个实例的边界框、标签等信息。数据结构更复杂，需要同时包含多个目标。</w:t>
+      </w:r>
+    </w:p>
+    <w:p>
+      <w:pPr>
+        <w:numPr>
+          <w:ilvl w:val="0"/>
+          <w:numId w:val="0"/>
+        </w:numPr>
+        <w:rPr>
+          <w:rFonts w:hint="default"/>
+          <w:sz w:val="28"/>
+          <w:szCs w:val="28"/>
+          <w:lang w:val="en-US" w:eastAsia="zh-CN"/>
+        </w:rPr>
+      </w:pPr>
+      <w:r>
+        <w:rPr>
+          <w:rFonts w:hint="default"/>
+          <w:sz w:val="28"/>
+          <w:szCs w:val="28"/>
+          <w:lang w:val="en-US" w:eastAsia="zh-CN"/>
+        </w:rPr>
+        <w:t>· 数据组织：分类任务通常使用(image, label)对；分割任务则需要(image, target_dict)，其中target_dict包含boxes, labels, masks, area, iscrowd等。</w:t>
+      </w:r>
+    </w:p>
+    <w:p>
+      <w:pPr>
+        <w:numPr>
+          <w:ilvl w:val="0"/>
+          <w:numId w:val="0"/>
+        </w:numPr>
+        <w:rPr>
+          <w:rFonts w:hint="default"/>
+          <w:sz w:val="28"/>
+          <w:szCs w:val="28"/>
+          <w:lang w:val="en-US" w:eastAsia="zh-CN"/>
+        </w:rPr>
+      </w:pPr>
+    </w:p>
+    <w:p>
+      <w:pPr>
+        <w:numPr>
+          <w:ilvl w:val="0"/>
+          <w:numId w:val="0"/>
+        </w:numPr>
+        <w:rPr>
+          <w:rFonts w:hint="default"/>
+          <w:sz w:val="28"/>
+          <w:szCs w:val="28"/>
+          <w:lang w:val="en-US" w:eastAsia="zh-CN"/>
+        </w:rPr>
+      </w:pPr>
+      <w:r>
+        <w:rPr>
+          <w:rFonts w:hint="default"/>
+          <w:sz w:val="28"/>
+          <w:szCs w:val="28"/>
+          <w:lang w:val="en-US" w:eastAsia="zh-CN"/>
+        </w:rPr>
+        <w:t>4.2 处理难点及解决方法</w:t>
+      </w:r>
+    </w:p>
+    <w:p>
+      <w:pPr>
+        <w:numPr>
+          <w:ilvl w:val="0"/>
+          <w:numId w:val="0"/>
+        </w:numPr>
+        <w:rPr>
+          <w:rFonts w:hint="default"/>
+          <w:sz w:val="28"/>
+          <w:szCs w:val="28"/>
+          <w:lang w:val="en-US" w:eastAsia="zh-CN"/>
+        </w:rPr>
+      </w:pPr>
+    </w:p>
+    <w:p>
+      <w:pPr>
+        <w:numPr>
+          <w:ilvl w:val="0"/>
+          <w:numId w:val="0"/>
+        </w:numPr>
+        <w:rPr>
+          <w:rFonts w:hint="default"/>
+          <w:sz w:val="28"/>
+          <w:szCs w:val="28"/>
+          <w:lang w:val="en-US" w:eastAsia="zh-CN"/>
+        </w:rPr>
+      </w:pPr>
+      <w:r>
+        <w:rPr>
+          <w:rFonts w:hint="default"/>
+          <w:sz w:val="28"/>
+          <w:szCs w:val="28"/>
+          <w:lang w:val="en-US" w:eastAsia="zh-CN"/>
+        </w:rPr>
+        <w:t>1. 难点1：原始掩码是单张灰度图，如何分离出每个实例？</w:t>
+      </w:r>
+    </w:p>
+    <w:p>
+      <w:pPr>
+        <w:numPr>
+          <w:ilvl w:val="0"/>
+          <w:numId w:val="0"/>
+        </w:numPr>
+        <w:rPr>
+          <w:rFonts w:hint="default"/>
+          <w:sz w:val="28"/>
+          <w:szCs w:val="28"/>
+          <w:lang w:val="en-US" w:eastAsia="zh-CN"/>
+        </w:rPr>
+      </w:pPr>
+      <w:r>
+        <w:rPr>
+          <w:rFonts w:hint="default"/>
+          <w:sz w:val="28"/>
+          <w:szCs w:val="28"/>
+          <w:lang w:val="en-US" w:eastAsia="zh-CN"/>
+        </w:rPr>
+        <w:t xml:space="preserve">   · PennFudan的掩码图中，每个像素值代表该像素所属的实例ID（0为背景，1为第一个行人，2为第二个……）。</w:t>
+      </w:r>
+    </w:p>
+    <w:p>
+      <w:pPr>
+        <w:numPr>
+          <w:ilvl w:val="0"/>
+          <w:numId w:val="0"/>
+        </w:numPr>
+        <w:rPr>
+          <w:rFonts w:hint="default"/>
+          <w:sz w:val="28"/>
+          <w:szCs w:val="28"/>
+          <w:lang w:val="en-US" w:eastAsia="zh-CN"/>
+        </w:rPr>
+      </w:pPr>
+      <w:r>
+        <w:rPr>
+          <w:rFonts w:hint="default"/>
+          <w:sz w:val="28"/>
+          <w:szCs w:val="28"/>
+          <w:lang w:val="en-US" w:eastAsia="zh-CN"/>
+        </w:rPr>
+        <w:t xml:space="preserve">   · 解决：使用np.unique(mask)获取所有ID，然后通过mask == id生成每个实例的二值掩码。</w:t>
+      </w:r>
+    </w:p>
+    <w:p>
+      <w:pPr>
+        <w:numPr>
+          <w:ilvl w:val="0"/>
+          <w:numId w:val="0"/>
+        </w:numPr>
+        <w:rPr>
+          <w:rFonts w:hint="default"/>
+          <w:sz w:val="28"/>
+          <w:szCs w:val="28"/>
+          <w:lang w:val="en-US" w:eastAsia="zh-CN"/>
+        </w:rPr>
+      </w:pPr>
+      <w:r>
+        <w:rPr>
+          <w:rFonts w:hint="default"/>
+          <w:sz w:val="28"/>
+          <w:szCs w:val="28"/>
+          <w:lang w:val="en-US" w:eastAsia="zh-CN"/>
+        </w:rPr>
+        <w:t>2. 难点2：如何从掩码生成边界框？</w:t>
+      </w:r>
+    </w:p>
+    <w:p>
+      <w:pPr>
+        <w:numPr>
+          <w:ilvl w:val="0"/>
+          <w:numId w:val="0"/>
+        </w:numPr>
+        <w:rPr>
+          <w:rFonts w:hint="default"/>
+          <w:sz w:val="28"/>
+          <w:szCs w:val="28"/>
+          <w:lang w:val="en-US" w:eastAsia="zh-CN"/>
+        </w:rPr>
+      </w:pPr>
+      <w:r>
+        <w:rPr>
+          <w:rFonts w:hint="default"/>
+          <w:sz w:val="28"/>
+          <w:szCs w:val="28"/>
+          <w:lang w:val="en-US" w:eastAsia="zh-CN"/>
+        </w:rPr>
+        <w:t xml:space="preserve">   · 解决：对每个二值掩码，用np.where()找到所有非零像素的坐标，然后取xmin = min(列坐标), xmax = max(列坐标)等。</w:t>
+      </w:r>
+    </w:p>
+    <w:p>
+      <w:pPr>
+        <w:numPr>
+          <w:ilvl w:val="0"/>
+          <w:numId w:val="0"/>
+        </w:numPr>
+        <w:rPr>
+          <w:rFonts w:hint="default"/>
+          <w:sz w:val="28"/>
+          <w:szCs w:val="28"/>
+          <w:lang w:val="en-US" w:eastAsia="zh-CN"/>
+        </w:rPr>
+      </w:pPr>
+      <w:r>
+        <w:rPr>
+          <w:rFonts w:hint="default"/>
+          <w:sz w:val="28"/>
+          <w:szCs w:val="28"/>
+          <w:lang w:val="en-US" w:eastAsia="zh-CN"/>
+        </w:rPr>
+        <w:t>3. 难点3：数据加载效率</w:t>
+      </w:r>
+    </w:p>
+    <w:p>
+      <w:pPr>
+        <w:numPr>
+          <w:ilvl w:val="0"/>
+          <w:numId w:val="0"/>
+        </w:numPr>
+        <w:rPr>
+          <w:rFonts w:hint="default"/>
+          <w:sz w:val="28"/>
+          <w:szCs w:val="28"/>
+          <w:lang w:val="en-US" w:eastAsia="zh-CN"/>
+        </w:rPr>
+      </w:pPr>
+      <w:r>
+        <w:rPr>
+          <w:rFonts w:hint="default"/>
+          <w:sz w:val="28"/>
+          <w:szCs w:val="28"/>
+          <w:lang w:val="en-US" w:eastAsia="zh-CN"/>
+        </w:rPr>
+        <w:t xml:space="preserve">   · 原始方法在__getitem__中实时生成掩码和边界框，如果数据集大，会成为瓶颈。</w:t>
+      </w:r>
+    </w:p>
+    <w:p>
+      <w:pPr>
+        <w:numPr>
+          <w:ilvl w:val="0"/>
+          <w:numId w:val="0"/>
+        </w:numPr>
+        <w:rPr>
+          <w:rFonts w:hint="default"/>
+          <w:sz w:val="28"/>
+          <w:szCs w:val="28"/>
+          <w:lang w:val="en-US" w:eastAsia="zh-CN"/>
+        </w:rPr>
+      </w:pPr>
+      <w:r>
+        <w:rPr>
+          <w:rFonts w:hint="default"/>
+          <w:sz w:val="28"/>
+          <w:szCs w:val="28"/>
+          <w:lang w:val="en-US" w:eastAsia="zh-CN"/>
+        </w:rPr>
+        <w:t xml:space="preserve">   · 改进：可预先计算并保存为dict或.pt文件，训练时直接加载。</w:t>
+      </w:r>
+    </w:p>
+    <w:p>
+      <w:pPr>
+        <w:numPr>
+          <w:ilvl w:val="0"/>
+          <w:numId w:val="0"/>
+        </w:numPr>
+        <w:rPr>
+          <w:rFonts w:hint="default"/>
+          <w:sz w:val="28"/>
+          <w:szCs w:val="28"/>
+          <w:lang w:val="en-US" w:eastAsia="zh-CN"/>
+        </w:rPr>
+      </w:pPr>
+      <w:r>
+        <w:rPr>
+          <w:rFonts w:hint="default"/>
+          <w:sz w:val="28"/>
+          <w:szCs w:val="28"/>
+          <w:lang w:val="en-US" w:eastAsia="zh-CN"/>
+        </w:rPr>
+        <w:t>4. 难点4：不同图像中实例数量不同，如何batch化？</w:t>
+      </w:r>
+    </w:p>
+    <w:p>
+      <w:pPr>
+        <w:numPr>
+          <w:ilvl w:val="0"/>
+          <w:numId w:val="0"/>
+        </w:numPr>
+        <w:rPr>
+          <w:rFonts w:hint="default"/>
+          <w:sz w:val="28"/>
+          <w:szCs w:val="28"/>
+          <w:lang w:val="en-US" w:eastAsia="zh-CN"/>
+        </w:rPr>
+      </w:pPr>
+      <w:r>
+        <w:rPr>
+          <w:rFonts w:hint="default"/>
+          <w:sz w:val="28"/>
+          <w:szCs w:val="28"/>
+          <w:lang w:val="en-US" w:eastAsia="zh-CN"/>
+        </w:rPr>
+        <w:t xml:space="preserve">   · 解决：使用collate_fn自定义批量拼接，将每个样本的image和target分别组成列表，而不是堆叠成张量。</w:t>
+      </w:r>
+    </w:p>
+    <w:p>
+      <w:pPr>
+        <w:numPr>
+          <w:ilvl w:val="0"/>
+          <w:numId w:val="0"/>
+        </w:numPr>
+        <w:rPr>
+          <w:rFonts w:hint="default"/>
+          <w:lang w:val="en-US" w:eastAsia="zh-CN"/>
+        </w:rPr>
+      </w:pPr>
+    </w:p>
+    <w:p>
+      <w:pPr>
+        <w:numPr>
+          <w:ilvl w:val="0"/>
+          <w:numId w:val="0"/>
+        </w:numPr>
+        <w:rPr>
+          <w:rFonts w:hint="default"/>
+          <w:lang w:val="en-US" w:eastAsia="zh-CN"/>
+        </w:rPr>
+      </w:pPr>
+    </w:p>
+    <w:p>
+      <w:pPr>
+        <w:numPr>
+          <w:ilvl w:val="0"/>
+          <w:numId w:val="0"/>
+        </w:numPr>
+        <w:rPr>
+          <w:rFonts w:hint="default"/>
+          <w:lang w:val="en-US" w:eastAsia="zh-CN"/>
+        </w:rPr>
+      </w:pPr>
+    </w:p>
+    <w:p>
+      <w:pPr>
+        <w:numPr>
+          <w:ilvl w:val="0"/>
+          <w:numId w:val="0"/>
+        </w:numPr>
+        <w:rPr>
+          <w:rFonts w:hint="eastAsia"/>
+          <w:sz w:val="72"/>
+          <w:szCs w:val="72"/>
+          <w:lang w:val="en-US" w:eastAsia="zh-CN"/>
+        </w:rPr>
+      </w:pPr>
+      <w:r>
+        <w:rPr>
+          <w:rFonts w:hint="eastAsia"/>
+          <w:sz w:val="72"/>
+          <w:szCs w:val="72"/>
+          <w:lang w:val="en-US" w:eastAsia="zh-CN"/>
+        </w:rPr>
+        <w:t>其他：</w:t>
+      </w:r>
+    </w:p>
+    <w:p>
+      <w:pPr>
+        <w:numPr>
+          <w:ilvl w:val="0"/>
+          <w:numId w:val="0"/>
+        </w:numPr>
+        <w:rPr>
+          <w:rFonts w:hint="eastAsia"/>
+          <w:sz w:val="72"/>
+          <w:szCs w:val="72"/>
+          <w:lang w:val="en-US" w:eastAsia="zh-CN"/>
+        </w:rPr>
+      </w:pPr>
+      <w:r>
+        <w:rPr>
+          <w:rFonts w:hint="eastAsia"/>
+          <w:sz w:val="72"/>
+          <w:szCs w:val="72"/>
+          <w:lang w:val="en-US" w:eastAsia="zh-CN"/>
+        </w:rPr>
+        <w:t>文献阅读笔记</w:t>
+      </w:r>
+    </w:p>
+    <w:p>
+      <w:pPr>
+        <w:numPr>
+          <w:ilvl w:val="0"/>
+          <w:numId w:val="0"/>
+        </w:numPr>
+        <w:rPr>
+          <w:rFonts w:hint="eastAsia"/>
+          <w:sz w:val="72"/>
+          <w:szCs w:val="72"/>
+          <w:lang w:val="en-US" w:eastAsia="zh-CN"/>
+        </w:rPr>
+      </w:pPr>
+    </w:p>
+    <w:p>
+      <w:pPr>
+        <w:numPr>
+          <w:ilvl w:val="0"/>
+          <w:numId w:val="0"/>
+        </w:numPr>
+        <w:rPr>
+          <w:rFonts w:hint="eastAsia"/>
+          <w:sz w:val="28"/>
+          <w:szCs w:val="28"/>
+          <w:lang w:val="en-US" w:eastAsia="zh-CN"/>
+        </w:rPr>
+      </w:pPr>
+      <w:r>
+        <w:rPr>
+          <w:rFonts w:hint="eastAsia"/>
+          <w:sz w:val="28"/>
+          <w:szCs w:val="28"/>
+          <w:lang w:val="en-US" w:eastAsia="zh-CN"/>
+        </w:rPr>
+        <w:t>论文标题</w:t>
+      </w:r>
+    </w:p>
+    <w:p>
+      <w:pPr>
+        <w:numPr>
+          <w:ilvl w:val="0"/>
+          <w:numId w:val="0"/>
+        </w:numPr>
+        <w:rPr>
+          <w:rFonts w:hint="eastAsia"/>
+          <w:sz w:val="28"/>
+          <w:szCs w:val="28"/>
+          <w:lang w:val="en-US" w:eastAsia="zh-CN"/>
+        </w:rPr>
+      </w:pPr>
+      <w:r>
+        <w:rPr>
+          <w:rFonts w:hint="eastAsia"/>
+          <w:sz w:val="28"/>
+          <w:szCs w:val="28"/>
+          <w:lang w:val="en-US" w:eastAsia="zh-CN"/>
+        </w:rPr>
+        <w:t>Deep Residual Learning for Image Recognition</w:t>
+      </w:r>
+    </w:p>
+    <w:p>
+      <w:pPr>
+        <w:numPr>
+          <w:ilvl w:val="0"/>
+          <w:numId w:val="0"/>
+        </w:numPr>
+        <w:rPr>
+          <w:rFonts w:hint="eastAsia"/>
+          <w:sz w:val="28"/>
+          <w:szCs w:val="28"/>
+          <w:lang w:val="en-US" w:eastAsia="zh-CN"/>
+        </w:rPr>
+      </w:pPr>
+      <w:r>
+        <w:rPr>
+          <w:rFonts w:hint="eastAsia"/>
+          <w:sz w:val="28"/>
+          <w:szCs w:val="28"/>
+          <w:lang w:val="en-US" w:eastAsia="zh-CN"/>
+        </w:rPr>
+        <w:t>核心思想</w:t>
+      </w:r>
+    </w:p>
+    <w:p>
+      <w:pPr>
+        <w:numPr>
+          <w:ilvl w:val="0"/>
+          <w:numId w:val="0"/>
+        </w:numPr>
+        <w:rPr>
+          <w:rFonts w:hint="eastAsia"/>
+          <w:sz w:val="28"/>
+          <w:szCs w:val="28"/>
+          <w:lang w:val="en-US" w:eastAsia="zh-CN"/>
+        </w:rPr>
+      </w:pPr>
+    </w:p>
+    <w:p>
+      <w:pPr>
+        <w:numPr>
+          <w:ilvl w:val="0"/>
+          <w:numId w:val="0"/>
+        </w:numPr>
+        <w:rPr>
+          <w:rFonts w:hint="eastAsia"/>
+          <w:sz w:val="28"/>
+          <w:szCs w:val="28"/>
+          <w:lang w:val="en-US" w:eastAsia="zh-CN"/>
+        </w:rPr>
+      </w:pPr>
+      <w:r>
+        <w:rPr>
+          <w:rFonts w:hint="eastAsia"/>
+          <w:sz w:val="28"/>
+          <w:szCs w:val="28"/>
+          <w:lang w:val="en-US" w:eastAsia="zh-CN"/>
+        </w:rPr>
+        <w:t>随着神经网络层数增加，按理说模型表达能力更强，效果应该更好。但实验发现，网络加深到一定程度后，训练误差反而变大，这叫“退化问题”。这篇论文提出了一种新结构——残差网络（ResNet），来解决这个问题。</w:t>
+      </w:r>
+    </w:p>
+    <w:p>
+      <w:pPr>
+        <w:numPr>
+          <w:ilvl w:val="0"/>
+          <w:numId w:val="0"/>
+        </w:numPr>
+        <w:rPr>
+          <w:rFonts w:hint="eastAsia"/>
+          <w:sz w:val="28"/>
+          <w:szCs w:val="28"/>
+          <w:lang w:val="en-US" w:eastAsia="zh-CN"/>
+        </w:rPr>
+      </w:pPr>
+      <w:r>
+        <w:rPr>
+          <w:rFonts w:hint="eastAsia"/>
+          <w:sz w:val="28"/>
+          <w:szCs w:val="28"/>
+          <w:lang w:val="en-US" w:eastAsia="zh-CN"/>
+        </w:rPr>
+        <w:t>它的核心想法是：不直接让网络学习目标映射 H(x)，而是学习残差 F(x) = H(x) - x，然后把输入 x 跳过中间层直接加到输出上，得到 F(x) + x。这样网络只需要学习输入和输出之间的差值，比直接学习整个映射更容易。残差块可以堆叠很多层（比如152层），并且梯度可以通过跳跃连接直接传到前层，避免梯度消失，让训练极深网络成为可能。</w:t>
+      </w:r>
+    </w:p>
+    <w:p>
+      <w:pPr>
+        <w:numPr>
+          <w:ilvl w:val="0"/>
+          <w:numId w:val="0"/>
+        </w:numPr>
+        <w:rPr>
+          <w:rFonts w:hint="eastAsia"/>
+          <w:sz w:val="28"/>
+          <w:szCs w:val="28"/>
+          <w:lang w:val="en-US" w:eastAsia="zh-CN"/>
+        </w:rPr>
+      </w:pPr>
+    </w:p>
+    <w:p>
+      <w:pPr>
+        <w:numPr>
+          <w:ilvl w:val="0"/>
+          <w:numId w:val="0"/>
+        </w:numPr>
+        <w:rPr>
+          <w:rFonts w:hint="eastAsia"/>
+          <w:sz w:val="28"/>
+          <w:szCs w:val="28"/>
+          <w:lang w:val="en-US" w:eastAsia="zh-CN"/>
+        </w:rPr>
+      </w:pPr>
+      <w:r>
+        <w:rPr>
+          <w:rFonts w:hint="eastAsia"/>
+          <w:sz w:val="28"/>
+          <w:szCs w:val="28"/>
+          <w:lang w:val="en-US" w:eastAsia="zh-CN"/>
+        </w:rPr>
+        <w:t>你的思考</w:t>
+      </w:r>
+    </w:p>
+    <w:p>
+      <w:pPr>
+        <w:numPr>
+          <w:ilvl w:val="0"/>
+          <w:numId w:val="0"/>
+        </w:numPr>
+        <w:rPr>
+          <w:rFonts w:hint="eastAsia"/>
+          <w:sz w:val="28"/>
+          <w:szCs w:val="28"/>
+          <w:lang w:val="en-US" w:eastAsia="zh-CN"/>
+        </w:rPr>
+      </w:pPr>
+    </w:p>
+    <w:p>
+      <w:pPr>
+        <w:numPr>
+          <w:ilvl w:val="0"/>
+          <w:numId w:val="0"/>
+        </w:numPr>
+        <w:rPr>
+          <w:rFonts w:hint="eastAsia"/>
+          <w:sz w:val="28"/>
+          <w:szCs w:val="28"/>
+          <w:lang w:val="en-US" w:eastAsia="zh-CN"/>
+        </w:rPr>
+      </w:pPr>
+      <w:r>
+        <w:rPr>
+          <w:rFonts w:hint="eastAsia"/>
+          <w:sz w:val="28"/>
+          <w:szCs w:val="28"/>
+          <w:lang w:val="en-US" w:eastAsia="zh-CN"/>
+        </w:rPr>
+        <w:t>1. 为什么残差结构能让网络变得更深？</w:t>
+      </w:r>
+    </w:p>
+    <w:p>
+      <w:pPr>
+        <w:numPr>
+          <w:ilvl w:val="0"/>
+          <w:numId w:val="0"/>
+        </w:numPr>
+        <w:rPr>
+          <w:rFonts w:hint="eastAsia"/>
+          <w:sz w:val="28"/>
+          <w:szCs w:val="28"/>
+          <w:lang w:val="en-US" w:eastAsia="zh-CN"/>
+        </w:rPr>
+      </w:pPr>
+      <w:r>
+        <w:rPr>
+          <w:rFonts w:hint="eastAsia"/>
+          <w:sz w:val="28"/>
+          <w:szCs w:val="28"/>
+          <w:lang w:val="en-US" w:eastAsia="zh-CN"/>
+        </w:rPr>
+        <w:t xml:space="preserve">      以前我总觉得网络越深越厉害，但书上说太深会梯度消失或过拟合。ResNet 的跳跃连接就像给网络开了一条“捷径”，梯度可以从后层直接传回前层，不用担心中间层的权重太小导致梯度消失。而且，如果网络觉得当前层没什么用，它可以把残差学成0，直接跳过这层，这样网络就不会因为加了没用的层而变差。</w:t>
+      </w:r>
+    </w:p>
+    <w:p>
+      <w:pPr>
+        <w:numPr>
+          <w:ilvl w:val="0"/>
+          <w:numId w:val="0"/>
+        </w:numPr>
+        <w:rPr>
+          <w:rFonts w:hint="eastAsia"/>
+          <w:sz w:val="28"/>
+          <w:szCs w:val="28"/>
+          <w:lang w:val="en-US" w:eastAsia="zh-CN"/>
+        </w:rPr>
+      </w:pPr>
+      <w:r>
+        <w:rPr>
+          <w:rFonts w:hint="eastAsia"/>
+          <w:sz w:val="28"/>
+          <w:szCs w:val="28"/>
+          <w:lang w:val="en-US" w:eastAsia="zh-CN"/>
+        </w:rPr>
+        <w:t>2. 和普通卷积网络有什么不同？</w:t>
+      </w:r>
+    </w:p>
+    <w:p>
+      <w:pPr>
+        <w:numPr>
+          <w:ilvl w:val="0"/>
+          <w:numId w:val="0"/>
+        </w:numPr>
+        <w:rPr>
+          <w:rFonts w:hint="eastAsia"/>
+          <w:sz w:val="28"/>
+          <w:szCs w:val="28"/>
+          <w:lang w:val="en-US" w:eastAsia="zh-CN"/>
+        </w:rPr>
+      </w:pPr>
+      <w:r>
+        <w:rPr>
+          <w:rFonts w:hint="eastAsia"/>
+          <w:sz w:val="28"/>
+          <w:szCs w:val="28"/>
+          <w:lang w:val="en-US" w:eastAsia="zh-CN"/>
+        </w:rPr>
+        <w:t xml:space="preserve">      普通网络是一层接一层，信息必须一层层变换，容易丢失；ResNet 允许原始信息直接传到后面，相当于给网络一个“记忆”，就像我们写作业时保留原题，只记下修改的地方，这样不容易改错。这种设计让网络更灵活，既可以利用深层特征，又保留原始信息。</w:t>
+      </w:r>
+    </w:p>
+    <w:p>
+      <w:pPr>
+        <w:numPr>
+          <w:ilvl w:val="0"/>
+          <w:numId w:val="0"/>
+        </w:numPr>
+        <w:rPr>
+          <w:rFonts w:hint="eastAsia"/>
+          <w:sz w:val="28"/>
+          <w:szCs w:val="28"/>
+          <w:lang w:val="en-US" w:eastAsia="zh-CN"/>
+        </w:rPr>
+      </w:pPr>
+      <w:r>
+        <w:rPr>
+          <w:rFonts w:hint="eastAsia"/>
+          <w:sz w:val="28"/>
+          <w:szCs w:val="28"/>
+          <w:lang w:val="en-US" w:eastAsia="zh-CN"/>
+        </w:rPr>
+        <w:t>3. 在任务五中有什么用？</w:t>
+      </w:r>
+    </w:p>
+    <w:p>
+      <w:pPr>
+        <w:numPr>
+          <w:ilvl w:val="0"/>
+          <w:numId w:val="0"/>
+        </w:numPr>
+        <w:rPr>
+          <w:rFonts w:hint="eastAsia"/>
+          <w:sz w:val="28"/>
+          <w:szCs w:val="28"/>
+          <w:lang w:val="en-US" w:eastAsia="zh-CN"/>
+        </w:rPr>
+      </w:pPr>
+      <w:r>
+        <w:rPr>
+          <w:rFonts w:hint="eastAsia"/>
+          <w:sz w:val="28"/>
+          <w:szCs w:val="28"/>
+          <w:lang w:val="en-US" w:eastAsia="zh-CN"/>
+        </w:rPr>
+        <w:t xml:space="preserve">      任务五我们用了 Mask R-CNN，它的骨干就是 ResNet。如果骨干是普通网络，可能没法做到152层那么深，也就提取不到足够丰富的特征来做精细的分割。正因为 ResNet 解决了退化问题，我们才能用很深的预训练模型，然后在行人数据上微调，快速得到不错的效果。</w:t>
+      </w:r>
+    </w:p>
+    <w:p>
+      <w:pPr>
+        <w:numPr>
+          <w:ilvl w:val="0"/>
+          <w:numId w:val="0"/>
+        </w:numPr>
+        <w:rPr>
+          <w:rFonts w:hint="eastAsia"/>
+          <w:sz w:val="28"/>
+          <w:szCs w:val="28"/>
+          <w:lang w:val="en-US" w:eastAsia="zh-CN"/>
+        </w:rPr>
+      </w:pPr>
+      <w:r>
+        <w:rPr>
+          <w:rFonts w:hint="eastAsia"/>
+          <w:sz w:val="28"/>
+          <w:szCs w:val="28"/>
+          <w:lang w:val="en-US" w:eastAsia="zh-CN"/>
+        </w:rPr>
+        <w:t>4. 学到的研究方法</w:t>
+      </w:r>
+    </w:p>
+    <w:p>
+      <w:pPr>
+        <w:numPr>
+          <w:ilvl w:val="0"/>
+          <w:numId w:val="0"/>
+        </w:numPr>
+        <w:rPr>
+          <w:rFonts w:hint="eastAsia"/>
+          <w:sz w:val="28"/>
+          <w:szCs w:val="28"/>
+          <w:lang w:val="en-US" w:eastAsia="zh-CN"/>
+        </w:rPr>
+      </w:pPr>
+      <w:r>
+        <w:rPr>
+          <w:rFonts w:hint="eastAsia"/>
+          <w:sz w:val="28"/>
+          <w:szCs w:val="28"/>
+          <w:lang w:val="en-US" w:eastAsia="zh-CN"/>
+        </w:rPr>
+        <w:t xml:space="preserve">      论文没有只停留在“网络越深越好”的直觉上，而是通过实验发现退化现象，然后设计残差结构去解决，这种从问题出发的思路值得学习。而且他们做了很多对比实验，比如不同深度的 ResNet、不同结构的残差块，让我明白做研究要一步一步验证自己的想法。</w:t>
+      </w:r>
+    </w:p>
+    <w:p>
+      <w:pPr>
+        <w:numPr>
+          <w:ilvl w:val="0"/>
+          <w:numId w:val="0"/>
+        </w:numPr>
+        <w:rPr>
+          <w:rFonts w:hint="eastAsia"/>
+          <w:sz w:val="28"/>
+          <w:szCs w:val="28"/>
+          <w:lang w:val="en-US" w:eastAsia="zh-CN"/>
+        </w:rPr>
+      </w:pPr>
+      <w:r>
+        <w:rPr>
+          <w:rFonts w:hint="eastAsia"/>
+          <w:sz w:val="28"/>
+          <w:szCs w:val="28"/>
+          <w:lang w:val="en-US" w:eastAsia="zh-CN"/>
+        </w:rPr>
+        <w:t>5. 一点困惑</w:t>
+      </w:r>
+    </w:p>
+    <w:p>
+      <w:pPr>
+        <w:numPr>
+          <w:ilvl w:val="0"/>
+          <w:numId w:val="0"/>
+        </w:numPr>
+        <w:rPr>
+          <w:rFonts w:hint="eastAsia"/>
+          <w:sz w:val="28"/>
+          <w:szCs w:val="28"/>
+          <w:lang w:val="en-US" w:eastAsia="zh-CN"/>
+        </w:rPr>
+      </w:pPr>
+      <w:r>
+        <w:rPr>
+          <w:rFonts w:hint="eastAsia"/>
+          <w:sz w:val="28"/>
+          <w:szCs w:val="28"/>
+          <w:lang w:val="en-US" w:eastAsia="zh-CN"/>
+        </w:rPr>
+        <w:t xml:space="preserve">      一开始我不太懂为什么残差块里要放两个卷积层，而不是一个。后来想，如果只有一个卷积层，残差 F(x) 可能只是对 x 做简单变换，学不到复杂的东西；两个卷积层能提供更多非线性，让网络能学到更精细的特征，同时又不会让优化变得太难。</w:t>
+      </w:r>
+    </w:p>
+    <w:p>
+      <w:pPr>
+        <w:numPr>
+          <w:ilvl w:val="0"/>
+          <w:numId w:val="0"/>
+        </w:numPr>
+        <w:rPr>
+          <w:rFonts w:hint="eastAsia"/>
+          <w:sz w:val="28"/>
+          <w:szCs w:val="28"/>
+          <w:lang w:val="en-US" w:eastAsia="zh-CN"/>
+        </w:rPr>
+      </w:pPr>
+    </w:p>
+    <w:p>
+      <w:pPr>
+        <w:numPr>
+          <w:ilvl w:val="0"/>
+          <w:numId w:val="0"/>
+        </w:numPr>
+        <w:rPr>
+          <w:rFonts w:hint="eastAsia"/>
+          <w:sz w:val="28"/>
+          <w:szCs w:val="28"/>
+          <w:lang w:val="en-US" w:eastAsia="zh-CN"/>
+        </w:rPr>
+      </w:pPr>
+      <w:r>
+        <w:rPr>
+          <w:rFonts w:hint="eastAsia"/>
+          <w:sz w:val="28"/>
+          <w:szCs w:val="28"/>
+          <w:lang w:val="en-US" w:eastAsia="zh-CN"/>
+        </w:rPr>
+        <w:t>---</w:t>
+      </w:r>
+    </w:p>
+    <w:p>
+      <w:pPr>
+        <w:numPr>
+          <w:ilvl w:val="0"/>
+          <w:numId w:val="0"/>
+        </w:numPr>
+        <w:rPr>
+          <w:rFonts w:hint="eastAsia"/>
+          <w:sz w:val="28"/>
+          <w:szCs w:val="28"/>
+          <w:lang w:val="en-US" w:eastAsia="zh-CN"/>
+        </w:rPr>
+      </w:pPr>
+    </w:p>
+    <w:p>
+      <w:pPr>
+        <w:numPr>
+          <w:ilvl w:val="0"/>
+          <w:numId w:val="0"/>
+        </w:numPr>
+        <w:rPr>
+          <w:rFonts w:hint="eastAsia"/>
+          <w:sz w:val="28"/>
+          <w:szCs w:val="28"/>
+          <w:lang w:val="en-US" w:eastAsia="zh-CN"/>
+        </w:rPr>
+      </w:pPr>
+      <w:r>
+        <w:rPr>
+          <w:rFonts w:hint="eastAsia"/>
+          <w:sz w:val="28"/>
+          <w:szCs w:val="28"/>
+          <w:lang w:val="en-US" w:eastAsia="zh-CN"/>
+        </w:rPr>
+        <w:t>总结：ResNet 的跳跃连接是深度学习的一个经典设计，它让网络可以做到非常深，而且容易训练。后来很多网络（如 DenseNet、Transformer）都借鉴了这种思想。通过这篇论文，我对深度网络的训练有了更深的理解，也知道了为什么现在的主流模型都这么深。</w:t>
+      </w:r>
+    </w:p>
+    <w:p>
+      <w:pPr>
+        <w:numPr>
+          <w:ilvl w:val="0"/>
+          <w:numId w:val="0"/>
+        </w:numPr>
+        <w:rPr>
+          <w:rFonts w:hint="eastAsia"/>
+          <w:sz w:val="28"/>
+          <w:szCs w:val="28"/>
+          <w:lang w:val="en-US" w:eastAsia="zh-CN"/>
+        </w:rPr>
+      </w:pPr>
+    </w:p>
+    <w:p>
+      <w:pPr>
+        <w:numPr>
+          <w:ilvl w:val="0"/>
+          <w:numId w:val="0"/>
+        </w:numPr>
+        <w:rPr>
+          <w:rFonts w:hint="eastAsia"/>
+          <w:sz w:val="28"/>
+          <w:szCs w:val="28"/>
+          <w:lang w:val="en-US" w:eastAsia="zh-CN"/>
+        </w:rPr>
+      </w:pPr>
+    </w:p>
+    <w:p>
+      <w:pPr>
+        <w:numPr>
+          <w:ilvl w:val="0"/>
+          <w:numId w:val="0"/>
+        </w:numPr>
+        <w:rPr>
+          <w:rFonts w:hint="eastAsia"/>
+          <w:sz w:val="48"/>
+          <w:szCs w:val="48"/>
+          <w:lang w:val="en-US" w:eastAsia="zh-CN"/>
+        </w:rPr>
+      </w:pPr>
+      <w:r>
+        <w:rPr>
+          <w:rFonts w:hint="eastAsia"/>
+          <w:sz w:val="48"/>
+          <w:szCs w:val="48"/>
+          <w:lang w:val="en-US" w:eastAsia="zh-CN"/>
+        </w:rPr>
+        <w:t>Al使用说明</w:t>
+      </w:r>
+    </w:p>
+    <w:p>
+      <w:pPr>
+        <w:numPr>
+          <w:ilvl w:val="0"/>
+          <w:numId w:val="0"/>
+        </w:numPr>
+        <w:rPr>
+          <w:rFonts w:hint="default"/>
+          <w:sz w:val="28"/>
+          <w:szCs w:val="28"/>
+          <w:lang w:val="en-US" w:eastAsia="zh-CN"/>
+        </w:rPr>
+      </w:pPr>
+      <w:r>
+        <w:rPr>
+          <w:rFonts w:hint="default"/>
+          <w:sz w:val="28"/>
+          <w:szCs w:val="28"/>
+          <w:lang w:val="en-US" w:eastAsia="zh-CN"/>
+        </w:rPr>
+        <w:t>在完成本次任务五的过程中，我多</w:t>
+      </w:r>
       <w:bookmarkStart w:id="0" w:name="_GoBack"/>
       <w:bookmarkEnd w:id="0"/>
-    </w:p>
-    <w:p>
-      <w:pPr>
-        <w:numPr>
-          <w:ilvl w:val="0"/>
-          <w:numId w:val="0"/>
-        </w:numPr>
-        <w:rPr>
-          <w:rFonts w:hint="default"/>
-          <w:sz w:val="36"/>
-          <w:szCs w:val="36"/>
-          <w:lang w:val="en-US" w:eastAsia="zh-CN"/>
-        </w:rPr>
-      </w:pPr>
-    </w:p>
-    <w:p>
-      <w:pPr>
-        <w:numPr>
-          <w:ilvl w:val="0"/>
-          <w:numId w:val="0"/>
-        </w:numPr>
-        <w:rPr>
-          <w:rFonts w:hint="default"/>
-          <w:sz w:val="36"/>
-          <w:szCs w:val="36"/>
-          <w:lang w:val="en-US" w:eastAsia="zh-CN"/>
-        </w:rPr>
-      </w:pPr>
-    </w:p>
-    <w:p>
-      <w:pPr>
-        <w:numPr>
-          <w:ilvl w:val="0"/>
-          <w:numId w:val="0"/>
-        </w:numPr>
-        <w:rPr>
-          <w:rFonts w:hint="default"/>
-          <w:sz w:val="36"/>
-          <w:szCs w:val="36"/>
-          <w:lang w:val="en-US" w:eastAsia="zh-CN"/>
-        </w:rPr>
-      </w:pPr>
-    </w:p>
-    <w:p>
-      <w:pPr>
-        <w:numPr>
-          <w:ilvl w:val="0"/>
-          <w:numId w:val="0"/>
-        </w:numPr>
-        <w:rPr>
-          <w:rFonts w:hint="default"/>
-          <w:sz w:val="36"/>
-          <w:szCs w:val="36"/>
-          <w:lang w:val="en-US" w:eastAsia="zh-CN"/>
-        </w:rPr>
-      </w:pPr>
+      <w:r>
+        <w:rPr>
+          <w:rFonts w:hint="default"/>
+          <w:sz w:val="28"/>
+          <w:szCs w:val="28"/>
+          <w:lang w:val="en-US" w:eastAsia="zh-CN"/>
+        </w:rPr>
+        <w:t>次借助 AI 工具（如 ChatGPT、Copilot）来辅助学习与开发。以下是我对 AI 在各环节作用的真实反思。</w:t>
+      </w:r>
+    </w:p>
+    <w:p>
+      <w:pPr>
+        <w:numPr>
+          <w:ilvl w:val="0"/>
+          <w:numId w:val="0"/>
+        </w:numPr>
+        <w:rPr>
+          <w:rFonts w:hint="default"/>
+          <w:sz w:val="28"/>
+          <w:szCs w:val="28"/>
+          <w:lang w:val="en-US" w:eastAsia="zh-CN"/>
+        </w:rPr>
+      </w:pPr>
+    </w:p>
+    <w:p>
+      <w:pPr>
+        <w:numPr>
+          <w:ilvl w:val="0"/>
+          <w:numId w:val="0"/>
+        </w:numPr>
+        <w:rPr>
+          <w:rFonts w:hint="default"/>
+          <w:sz w:val="28"/>
+          <w:szCs w:val="28"/>
+          <w:lang w:val="en-US" w:eastAsia="zh-CN"/>
+        </w:rPr>
+      </w:pPr>
+      <w:r>
+        <w:rPr>
+          <w:rFonts w:hint="default"/>
+          <w:sz w:val="28"/>
+          <w:szCs w:val="28"/>
+          <w:lang w:val="en-US" w:eastAsia="zh-CN"/>
+        </w:rPr>
+        <w:t>1. AI 在哪个环节最有用？</w:t>
+      </w:r>
+    </w:p>
+    <w:p>
+      <w:pPr>
+        <w:numPr>
+          <w:ilvl w:val="0"/>
+          <w:numId w:val="0"/>
+        </w:numPr>
+        <w:rPr>
+          <w:rFonts w:hint="default"/>
+          <w:sz w:val="28"/>
+          <w:szCs w:val="28"/>
+          <w:lang w:val="en-US" w:eastAsia="zh-CN"/>
+        </w:rPr>
+      </w:pPr>
+    </w:p>
+    <w:p>
+      <w:pPr>
+        <w:numPr>
+          <w:ilvl w:val="0"/>
+          <w:numId w:val="0"/>
+        </w:numPr>
+        <w:rPr>
+          <w:rFonts w:hint="default"/>
+          <w:sz w:val="28"/>
+          <w:szCs w:val="28"/>
+          <w:lang w:val="en-US" w:eastAsia="zh-CN"/>
+        </w:rPr>
+      </w:pPr>
+      <w:r>
+        <w:rPr>
+          <w:rFonts w:hint="default"/>
+          <w:sz w:val="28"/>
+          <w:szCs w:val="28"/>
+          <w:lang w:val="en-US" w:eastAsia="zh-CN"/>
+        </w:rPr>
+        <w:t>· 样板代码生成</w:t>
+      </w:r>
+    </w:p>
+    <w:p>
+      <w:pPr>
+        <w:numPr>
+          <w:ilvl w:val="0"/>
+          <w:numId w:val="0"/>
+        </w:numPr>
+        <w:rPr>
+          <w:rFonts w:hint="default"/>
+          <w:sz w:val="28"/>
+          <w:szCs w:val="28"/>
+          <w:lang w:val="en-US" w:eastAsia="zh-CN"/>
+        </w:rPr>
+      </w:pPr>
+      <w:r>
+        <w:rPr>
+          <w:rFonts w:hint="default"/>
+          <w:sz w:val="28"/>
+          <w:szCs w:val="28"/>
+          <w:lang w:val="en-US" w:eastAsia="zh-CN"/>
+        </w:rPr>
+        <w:t xml:space="preserve">    最有用的是帮我快速搭建项目框架。例如，我需要写一个自定义的 Dataset 类来加载 PennFudan 数据，AI 给出了包含 __getitem__、__len__ 的基本模板，并提示了如何从掩码中提取边界框。这让我不必从零开始翻阅文档，节省了大量时间。</w:t>
+      </w:r>
+    </w:p>
+    <w:p>
+      <w:pPr>
+        <w:numPr>
+          <w:ilvl w:val="0"/>
+          <w:numId w:val="0"/>
+        </w:numPr>
+        <w:rPr>
+          <w:rFonts w:hint="default"/>
+          <w:sz w:val="28"/>
+          <w:szCs w:val="28"/>
+          <w:lang w:val="en-US" w:eastAsia="zh-CN"/>
+        </w:rPr>
+      </w:pPr>
+      <w:r>
+        <w:rPr>
+          <w:rFonts w:hint="default"/>
+          <w:sz w:val="28"/>
+          <w:szCs w:val="28"/>
+          <w:lang w:val="en-US" w:eastAsia="zh-CN"/>
+        </w:rPr>
+        <w:t>· 概念解释与原理梳理</w:t>
+      </w:r>
+    </w:p>
+    <w:p>
+      <w:pPr>
+        <w:numPr>
+          <w:ilvl w:val="0"/>
+          <w:numId w:val="0"/>
+        </w:numPr>
+        <w:rPr>
+          <w:rFonts w:hint="default"/>
+          <w:sz w:val="28"/>
+          <w:szCs w:val="28"/>
+          <w:lang w:val="en-US" w:eastAsia="zh-CN"/>
+        </w:rPr>
+      </w:pPr>
+      <w:r>
+        <w:rPr>
+          <w:rFonts w:hint="default"/>
+          <w:sz w:val="28"/>
+          <w:szCs w:val="28"/>
+          <w:lang w:val="en-US" w:eastAsia="zh-CN"/>
+        </w:rPr>
+        <w:t xml:space="preserve">    当我对 Mask R-CNN 的 RoIAlign、损失函数等细节不理解时，AI 能用通俗的语言解释，并给出类比（比如把残差连接比作“捷径”），帮助我快速建立直观认识。在写文献阅读笔记时，AI 也提供了结构化的思路，让我能更清晰地组织语言。</w:t>
+      </w:r>
+    </w:p>
+    <w:p>
+      <w:pPr>
+        <w:numPr>
+          <w:ilvl w:val="0"/>
+          <w:numId w:val="0"/>
+        </w:numPr>
+        <w:rPr>
+          <w:rFonts w:hint="default"/>
+          <w:sz w:val="28"/>
+          <w:szCs w:val="28"/>
+          <w:lang w:val="en-US" w:eastAsia="zh-CN"/>
+        </w:rPr>
+      </w:pPr>
+      <w:r>
+        <w:rPr>
+          <w:rFonts w:hint="default"/>
+          <w:sz w:val="28"/>
+          <w:szCs w:val="28"/>
+          <w:lang w:val="en-US" w:eastAsia="zh-CN"/>
+        </w:rPr>
+        <w:t>· 调试 Bug 的思路提示</w:t>
+      </w:r>
+    </w:p>
+    <w:p>
+      <w:pPr>
+        <w:numPr>
+          <w:ilvl w:val="0"/>
+          <w:numId w:val="0"/>
+        </w:numPr>
+        <w:rPr>
+          <w:rFonts w:hint="default"/>
+          <w:sz w:val="28"/>
+          <w:szCs w:val="28"/>
+          <w:lang w:val="en-US" w:eastAsia="zh-CN"/>
+        </w:rPr>
+      </w:pPr>
+      <w:r>
+        <w:rPr>
+          <w:rFonts w:hint="default"/>
+          <w:sz w:val="28"/>
+          <w:szCs w:val="28"/>
+          <w:lang w:val="en-US" w:eastAsia="zh-CN"/>
+        </w:rPr>
+        <w:t xml:space="preserve">    遇到 area 计算错误、数据加载维度不匹配等问题时，AI 能指出可能的错误点（例如坐标顺序、数据类型），并建议检查方向，比单纯搜 Stack Overflow 更高效。</w:t>
+      </w:r>
+    </w:p>
+    <w:p>
+      <w:pPr>
+        <w:numPr>
+          <w:ilvl w:val="0"/>
+          <w:numId w:val="0"/>
+        </w:numPr>
+        <w:rPr>
+          <w:rFonts w:hint="default"/>
+          <w:sz w:val="28"/>
+          <w:szCs w:val="28"/>
+          <w:lang w:val="en-US" w:eastAsia="zh-CN"/>
+        </w:rPr>
+      </w:pPr>
+    </w:p>
+    <w:p>
+      <w:pPr>
+        <w:numPr>
+          <w:ilvl w:val="0"/>
+          <w:numId w:val="0"/>
+        </w:numPr>
+        <w:rPr>
+          <w:rFonts w:hint="default"/>
+          <w:sz w:val="28"/>
+          <w:szCs w:val="28"/>
+          <w:lang w:val="en-US" w:eastAsia="zh-CN"/>
+        </w:rPr>
+      </w:pPr>
+      <w:r>
+        <w:rPr>
+          <w:rFonts w:hint="default"/>
+          <w:sz w:val="28"/>
+          <w:szCs w:val="28"/>
+          <w:lang w:val="en-US" w:eastAsia="zh-CN"/>
+        </w:rPr>
+        <w:t>2. AI 在哪个环节失效了？</w:t>
+      </w:r>
+    </w:p>
+    <w:p>
+      <w:pPr>
+        <w:numPr>
+          <w:ilvl w:val="0"/>
+          <w:numId w:val="0"/>
+        </w:numPr>
+        <w:rPr>
+          <w:rFonts w:hint="default"/>
+          <w:sz w:val="28"/>
+          <w:szCs w:val="28"/>
+          <w:lang w:val="en-US" w:eastAsia="zh-CN"/>
+        </w:rPr>
+      </w:pPr>
+    </w:p>
+    <w:p>
+      <w:pPr>
+        <w:numPr>
+          <w:ilvl w:val="0"/>
+          <w:numId w:val="0"/>
+        </w:numPr>
+        <w:rPr>
+          <w:rFonts w:hint="default"/>
+          <w:sz w:val="28"/>
+          <w:szCs w:val="28"/>
+          <w:lang w:val="en-US" w:eastAsia="zh-CN"/>
+        </w:rPr>
+      </w:pPr>
+      <w:r>
+        <w:rPr>
+          <w:rFonts w:hint="default"/>
+          <w:sz w:val="28"/>
+          <w:szCs w:val="28"/>
+          <w:lang w:val="en-US" w:eastAsia="zh-CN"/>
+        </w:rPr>
+        <w:t>· API 过时或幻觉</w:t>
+      </w:r>
+    </w:p>
+    <w:p>
+      <w:pPr>
+        <w:numPr>
+          <w:ilvl w:val="0"/>
+          <w:numId w:val="0"/>
+        </w:numPr>
+        <w:rPr>
+          <w:rFonts w:hint="default"/>
+          <w:sz w:val="28"/>
+          <w:szCs w:val="28"/>
+          <w:lang w:val="en-US" w:eastAsia="zh-CN"/>
+        </w:rPr>
+      </w:pPr>
+      <w:r>
+        <w:rPr>
+          <w:rFonts w:hint="default"/>
+          <w:sz w:val="28"/>
+          <w:szCs w:val="28"/>
+          <w:lang w:val="en-US" w:eastAsia="zh-CN"/>
+        </w:rPr>
+        <w:t xml:space="preserve">    有一次我询问如何用 torchvision.transforms 实现数据增强，AI 给出的代码里用了 T.ToImage()，但实际正确的函数是 T.ToTensor()，导致运行时报错。这种“幻觉”让我浪费了一些时间排查，后来通过查阅官方文档才纠正。</w:t>
+      </w:r>
+    </w:p>
+    <w:p>
+      <w:pPr>
+        <w:numPr>
+          <w:ilvl w:val="0"/>
+          <w:numId w:val="0"/>
+        </w:numPr>
+        <w:rPr>
+          <w:rFonts w:hint="default"/>
+          <w:sz w:val="28"/>
+          <w:szCs w:val="28"/>
+          <w:lang w:val="en-US" w:eastAsia="zh-CN"/>
+        </w:rPr>
+      </w:pPr>
+      <w:r>
+        <w:rPr>
+          <w:rFonts w:hint="default"/>
+          <w:sz w:val="28"/>
+          <w:szCs w:val="28"/>
+          <w:lang w:val="en-US" w:eastAsia="zh-CN"/>
+        </w:rPr>
+        <w:t>· 复杂逻辑的深度推理</w:t>
+      </w:r>
+    </w:p>
+    <w:p>
+      <w:pPr>
+        <w:numPr>
+          <w:ilvl w:val="0"/>
+          <w:numId w:val="0"/>
+        </w:numPr>
+        <w:rPr>
+          <w:rFonts w:hint="default"/>
+          <w:sz w:val="28"/>
+          <w:szCs w:val="28"/>
+          <w:lang w:val="en-US" w:eastAsia="zh-CN"/>
+        </w:rPr>
+      </w:pPr>
+      <w:r>
+        <w:rPr>
+          <w:rFonts w:hint="default"/>
+          <w:sz w:val="28"/>
+          <w:szCs w:val="28"/>
+          <w:lang w:val="en-US" w:eastAsia="zh-CN"/>
+        </w:rPr>
+        <w:t xml:space="preserve">    当涉及多任务损失的加权、自定义 collate_fn 中的细节处理时，AI 生成的代码有时逻辑不完整或忽略了边缘情况（比如空目标图像）。它很难替代人工对数据流的整体把握，必须自己仔细推敲。</w:t>
+      </w:r>
+    </w:p>
+    <w:p>
+      <w:pPr>
+        <w:numPr>
+          <w:ilvl w:val="0"/>
+          <w:numId w:val="0"/>
+        </w:numPr>
+        <w:rPr>
+          <w:rFonts w:hint="default"/>
+          <w:sz w:val="28"/>
+          <w:szCs w:val="28"/>
+          <w:lang w:val="en-US" w:eastAsia="zh-CN"/>
+        </w:rPr>
+      </w:pPr>
+      <w:r>
+        <w:rPr>
+          <w:rFonts w:hint="default"/>
+          <w:sz w:val="28"/>
+          <w:szCs w:val="28"/>
+          <w:lang w:val="en-US" w:eastAsia="zh-CN"/>
+        </w:rPr>
+        <w:t>· 实验现象的解释</w:t>
+      </w:r>
+    </w:p>
+    <w:p>
+      <w:pPr>
+        <w:numPr>
+          <w:ilvl w:val="0"/>
+          <w:numId w:val="0"/>
+        </w:numPr>
+        <w:rPr>
+          <w:rFonts w:hint="default"/>
+          <w:sz w:val="28"/>
+          <w:szCs w:val="28"/>
+          <w:lang w:val="en-US" w:eastAsia="zh-CN"/>
+        </w:rPr>
+      </w:pPr>
+      <w:r>
+        <w:rPr>
+          <w:rFonts w:hint="default"/>
+          <w:sz w:val="28"/>
+          <w:szCs w:val="28"/>
+          <w:lang w:val="en-US" w:eastAsia="zh-CN"/>
+        </w:rPr>
+        <w:t xml:space="preserve">    比如训练时损失震荡，AI 给出了“学习率太大”、“batch size 过小”等通用建议，但针对我的具体数据（小数据集、预训练模型）缺乏针对性分析。最终还得靠我手动调整并观察才能找到真正原因（锚点尺寸不匹配）。</w:t>
+      </w:r>
+    </w:p>
+    <w:p>
+      <w:pPr>
+        <w:numPr>
+          <w:ilvl w:val="0"/>
+          <w:numId w:val="0"/>
+        </w:numPr>
+        <w:rPr>
+          <w:rFonts w:hint="default"/>
+          <w:sz w:val="28"/>
+          <w:szCs w:val="28"/>
+          <w:lang w:val="en-US" w:eastAsia="zh-CN"/>
+        </w:rPr>
+      </w:pPr>
+    </w:p>
+    <w:p>
+      <w:pPr>
+        <w:numPr>
+          <w:ilvl w:val="0"/>
+          <w:numId w:val="0"/>
+        </w:numPr>
+        <w:rPr>
+          <w:rFonts w:hint="default"/>
+          <w:sz w:val="28"/>
+          <w:szCs w:val="28"/>
+          <w:lang w:val="en-US" w:eastAsia="zh-CN"/>
+        </w:rPr>
+      </w:pPr>
+      <w:r>
+        <w:rPr>
+          <w:rFonts w:hint="default"/>
+          <w:sz w:val="28"/>
+          <w:szCs w:val="28"/>
+          <w:lang w:val="en-US" w:eastAsia="zh-CN"/>
+        </w:rPr>
+        <w:t>3. 如果没有 AI，能独立完成哪些部分？</w:t>
+      </w:r>
+    </w:p>
+    <w:p>
+      <w:pPr>
+        <w:numPr>
+          <w:ilvl w:val="0"/>
+          <w:numId w:val="0"/>
+        </w:numPr>
+        <w:rPr>
+          <w:rFonts w:hint="default"/>
+          <w:sz w:val="28"/>
+          <w:szCs w:val="28"/>
+          <w:lang w:val="en-US" w:eastAsia="zh-CN"/>
+        </w:rPr>
+      </w:pPr>
+      <w:r>
+        <w:rPr>
+          <w:rFonts w:hint="default"/>
+          <w:sz w:val="28"/>
+          <w:szCs w:val="28"/>
+          <w:lang w:val="en-US" w:eastAsia="zh-CN"/>
+        </w:rPr>
+        <w:t>· 数据处理与 Dataset 编写</w:t>
+      </w:r>
+    </w:p>
+    <w:p>
+      <w:pPr>
+        <w:numPr>
+          <w:ilvl w:val="0"/>
+          <w:numId w:val="0"/>
+        </w:numPr>
+        <w:rPr>
+          <w:rFonts w:hint="default"/>
+          <w:sz w:val="28"/>
+          <w:szCs w:val="28"/>
+          <w:lang w:val="en-US" w:eastAsia="zh-CN"/>
+        </w:rPr>
+      </w:pPr>
+      <w:r>
+        <w:rPr>
+          <w:rFonts w:hint="default"/>
+          <w:sz w:val="28"/>
+          <w:szCs w:val="28"/>
+          <w:lang w:val="en-US" w:eastAsia="zh-CN"/>
+        </w:rPr>
+        <w:t xml:space="preserve">    经过之前课程的学习，我熟悉 Python 和 PyTorch 基础，能独立读取图像、处理掩码、构建 Dataset 类，只是速度会慢一些，需要反复查阅文档和尝试。</w:t>
+      </w:r>
+    </w:p>
+    <w:p>
+      <w:pPr>
+        <w:numPr>
+          <w:ilvl w:val="0"/>
+          <w:numId w:val="0"/>
+        </w:numPr>
+        <w:rPr>
+          <w:rFonts w:hint="default"/>
+          <w:sz w:val="28"/>
+          <w:szCs w:val="28"/>
+          <w:lang w:val="en-US" w:eastAsia="zh-CN"/>
+        </w:rPr>
+      </w:pPr>
+      <w:r>
+        <w:rPr>
+          <w:rFonts w:hint="default"/>
+          <w:sz w:val="28"/>
+          <w:szCs w:val="28"/>
+          <w:lang w:val="en-US" w:eastAsia="zh-CN"/>
+        </w:rPr>
+        <w:t>· 模型微调的基本流程</w:t>
+      </w:r>
+    </w:p>
+    <w:p>
+      <w:pPr>
+        <w:numPr>
+          <w:ilvl w:val="0"/>
+          <w:numId w:val="0"/>
+        </w:numPr>
+        <w:rPr>
+          <w:rFonts w:hint="default"/>
+          <w:sz w:val="28"/>
+          <w:szCs w:val="28"/>
+          <w:lang w:val="en-US" w:eastAsia="zh-CN"/>
+        </w:rPr>
+      </w:pPr>
+      <w:r>
+        <w:rPr>
+          <w:rFonts w:hint="default"/>
+          <w:sz w:val="28"/>
+          <w:szCs w:val="28"/>
+          <w:lang w:val="en-US" w:eastAsia="zh-CN"/>
+        </w:rPr>
+        <w:t xml:space="preserve">    我理解迁移学习的原理，能自己写出加载预训练模型、替换分类头、设置优化器的代码。这些在 PyTorch 官方教程中有详细示例，我可以模仿完成。</w:t>
+      </w:r>
+    </w:p>
+    <w:p>
+      <w:pPr>
+        <w:numPr>
+          <w:ilvl w:val="0"/>
+          <w:numId w:val="0"/>
+        </w:numPr>
+        <w:rPr>
+          <w:rFonts w:hint="default"/>
+          <w:sz w:val="28"/>
+          <w:szCs w:val="28"/>
+          <w:lang w:val="en-US" w:eastAsia="zh-CN"/>
+        </w:rPr>
+      </w:pPr>
+      <w:r>
+        <w:rPr>
+          <w:rFonts w:hint="default"/>
+          <w:sz w:val="28"/>
+          <w:szCs w:val="28"/>
+          <w:lang w:val="en-US" w:eastAsia="zh-CN"/>
+        </w:rPr>
+        <w:t>· 简单 Bug 的调试</w:t>
+      </w:r>
+    </w:p>
+    <w:p>
+      <w:pPr>
+        <w:numPr>
+          <w:ilvl w:val="0"/>
+          <w:numId w:val="0"/>
+        </w:numPr>
+        <w:rPr>
+          <w:rFonts w:hint="default"/>
+          <w:sz w:val="28"/>
+          <w:szCs w:val="28"/>
+          <w:lang w:val="en-US" w:eastAsia="zh-CN"/>
+        </w:rPr>
+      </w:pPr>
+      <w:r>
+        <w:rPr>
+          <w:rFonts w:hint="default"/>
+          <w:sz w:val="28"/>
+          <w:szCs w:val="28"/>
+          <w:lang w:val="en-US" w:eastAsia="zh-CN"/>
+        </w:rPr>
+        <w:t xml:space="preserve">    对于常见的语法错误、维度不匹配，我有能力通过打印变量形状、阅读错误堆栈来定位并修复。</w:t>
+      </w:r>
+    </w:p>
+    <w:p>
+      <w:pPr>
+        <w:numPr>
+          <w:ilvl w:val="0"/>
+          <w:numId w:val="0"/>
+        </w:numPr>
+        <w:rPr>
+          <w:rFonts w:hint="default"/>
+          <w:sz w:val="28"/>
+          <w:szCs w:val="28"/>
+          <w:lang w:val="en-US" w:eastAsia="zh-CN"/>
+        </w:rPr>
+      </w:pPr>
+      <w:r>
+        <w:rPr>
+          <w:rFonts w:hint="default"/>
+          <w:sz w:val="28"/>
+          <w:szCs w:val="28"/>
+          <w:lang w:val="en-US" w:eastAsia="zh-CN"/>
+        </w:rPr>
+        <w:t>· 文献阅读与笔记撰写</w:t>
+      </w:r>
+    </w:p>
+    <w:p>
+      <w:pPr>
+        <w:numPr>
+          <w:ilvl w:val="0"/>
+          <w:numId w:val="0"/>
+        </w:numPr>
+        <w:rPr>
+          <w:rFonts w:hint="default"/>
+          <w:sz w:val="28"/>
+          <w:szCs w:val="28"/>
+          <w:lang w:val="en-US" w:eastAsia="zh-CN"/>
+        </w:rPr>
+      </w:pPr>
+      <w:r>
+        <w:rPr>
+          <w:rFonts w:hint="default"/>
+          <w:sz w:val="28"/>
+          <w:szCs w:val="28"/>
+          <w:lang w:val="en-US" w:eastAsia="zh-CN"/>
+        </w:rPr>
+        <w:t xml:space="preserve">    阅读论文并用自己的话总结核心思想、思考与任务的关联，这是我认为 AI 无法替代的部分。AI 可以给我提供框架，但真正的理解必须自己完成。</w:t>
+      </w:r>
+    </w:p>
+    <w:p>
+      <w:pPr>
+        <w:numPr>
+          <w:ilvl w:val="0"/>
+          <w:numId w:val="0"/>
+        </w:numPr>
+        <w:rPr>
+          <w:rFonts w:hint="default"/>
+          <w:sz w:val="28"/>
+          <w:szCs w:val="28"/>
+          <w:lang w:val="en-US" w:eastAsia="zh-CN"/>
+        </w:rPr>
+      </w:pPr>
+      <w:r>
+        <w:rPr>
+          <w:rFonts w:hint="eastAsia"/>
+          <w:sz w:val="28"/>
+          <w:szCs w:val="28"/>
+          <w:lang w:val="en-US" w:eastAsia="zh-CN"/>
+        </w:rPr>
+        <w:t xml:space="preserve">  </w:t>
+      </w:r>
     </w:p>
     <w:sectPr>
       <w:pgSz w:w="11906" w:h="16838"/>
